--- a/fuentes/13530499_CF1_DU.docx
+++ b/fuentes/13530499_CF1_DU.docx
@@ -238,16 +238,16 @@
         <mc:AlternateContent>
           <mc:Choice Requires="wps">
             <w:drawing>
-              <wp:anchor distT="45720" distB="45720" distL="114300" distR="114300" simplePos="0" relativeHeight="251663360" behindDoc="0" locked="0" layoutInCell="1" allowOverlap="1" wp14:anchorId="2E2DABF6" wp14:editId="65A967CE">
+              <wp:anchor distT="45720" distB="45720" distL="114300" distR="114300" simplePos="0" relativeHeight="251663360" behindDoc="0" locked="0" layoutInCell="1" allowOverlap="1" wp14:anchorId="2E2DABF6" wp14:editId="05D08507">
                 <wp:simplePos x="0" y="0"/>
                 <wp:positionH relativeFrom="margin">
-                  <wp:align>left</wp:align>
+                  <wp:posOffset>-66675</wp:posOffset>
                 </wp:positionH>
                 <wp:positionV relativeFrom="paragraph">
-                  <wp:posOffset>283210</wp:posOffset>
+                  <wp:posOffset>102235</wp:posOffset>
                 </wp:positionV>
-                <wp:extent cx="6296025" cy="1307465"/>
-                <wp:effectExtent l="0" t="0" r="0" b="6985"/>
+                <wp:extent cx="6296025" cy="1762125"/>
+                <wp:effectExtent l="0" t="0" r="0" b="9525"/>
                 <wp:wrapNone/>
                 <wp:docPr id="217" name="Cuadro de texto 2">
                   <a:extLst xmlns:a="http://schemas.openxmlformats.org/drawingml/2006/main">
@@ -268,7 +268,7 @@
                       <wps:spPr bwMode="auto">
                         <a:xfrm>
                           <a:off x="0" y="0"/>
-                          <a:ext cx="6296025" cy="1307465"/>
+                          <a:ext cx="6296025" cy="1762125"/>
                         </a:xfrm>
                         <a:prstGeom prst="rect">
                           <a:avLst/>
@@ -324,7 +324,7 @@
                 <v:stroke joinstyle="miter"/>
                 <v:path gradientshapeok="t" o:connecttype="rect"/>
               </v:shapetype>
-              <v:shape id="Cuadro de texto 2" o:spid="_x0000_s1026" type="#_x0000_t202" alt="&quot;&quot;" style="position:absolute;left:0;text-align:left;margin-left:0;margin-top:22.3pt;width:495.75pt;height:102.95pt;z-index:251663360;visibility:visible;mso-wrap-style:square;mso-width-percent:0;mso-height-percent:0;mso-wrap-distance-left:9pt;mso-wrap-distance-top:3.6pt;mso-wrap-distance-right:9pt;mso-wrap-distance-bottom:3.6pt;mso-position-horizontal:left;mso-position-horizontal-relative:margin;mso-position-vertical:absolute;mso-position-vertical-relative:text;mso-width-percent:0;mso-height-percent:0;mso-width-relative:margin;mso-height-relative:margin;v-text-anchor:top" o:gfxdata="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" filled="f" stroked="f">
+              <v:shape id="Cuadro de texto 2" o:spid="_x0000_s1026" type="#_x0000_t202" alt="&quot;&quot;" style="position:absolute;left:0;text-align:left;margin-left:-5.25pt;margin-top:8.05pt;width:495.75pt;height:138.75pt;z-index:251663360;visibility:visible;mso-wrap-style:square;mso-width-percent:0;mso-height-percent:0;mso-wrap-distance-left:9pt;mso-wrap-distance-top:3.6pt;mso-wrap-distance-right:9pt;mso-wrap-distance-bottom:3.6pt;mso-position-horizontal:absolute;mso-position-horizontal-relative:margin;mso-position-vertical:absolute;mso-position-vertical-relative:text;mso-width-percent:0;mso-height-percent:0;mso-width-relative:margin;mso-height-relative:margin;v-text-anchor:top" o:gfxdata="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" filled="f" stroked="f">
                 <v:textbox>
                   <w:txbxContent>
                     <w:p>
@@ -463,10 +463,15 @@
         <w:pBdr>
           <w:bottom w:val="single" w:sz="12" w:space="1" w:color="auto"/>
         </w:pBdr>
-        <w:spacing w:before="0" w:after="0"/>
+        <w:spacing w:after="0"/>
         <w:ind w:firstLine="708"/>
         <w:rPr>
-          <w:rStyle w:val="TablaCar"/>
+          <w:rFonts w:ascii="Calibri" w:hAnsi="Calibri"/>
+          <w:iCs/>
+          <w:color w:val="000000" w:themeColor="text1"/>
+          <w:kern w:val="0"/>
+          <w:szCs w:val="24"/>
+          <w14:ligatures w14:val="none"/>
         </w:rPr>
       </w:pPr>
       <w:r>
@@ -478,22 +483,7 @@
     </w:p>
     <w:p>
       <w:pPr>
-        <w:pBdr>
-          <w:bottom w:val="single" w:sz="12" w:space="1" w:color="auto"/>
-        </w:pBdr>
-        <w:spacing w:before="0" w:after="0"/>
-        <w:ind w:firstLine="708"/>
-        <w:rPr>
-          <w:rFonts w:ascii="Calibri" w:hAnsi="Calibri"/>
-          <w:color w:val="000000" w:themeColor="text1"/>
-          <w:kern w:val="0"/>
-          <w14:ligatures w14:val="none"/>
-        </w:rPr>
-      </w:pPr>
-    </w:p>
-    <w:p>
-      <w:pPr>
-        <w:spacing w:before="0" w:after="0"/>
+        <w:spacing w:after="0"/>
         <w:ind w:firstLine="0"/>
         <w:jc w:val="center"/>
       </w:pPr>
@@ -589,7 +579,7 @@
           <w:r>
             <w:fldChar w:fldCharType="separate"/>
           </w:r>
-          <w:hyperlink w:anchor="_Toc237942989" w:history="1">
+          <w:hyperlink w:anchor="_Toc240958921" w:history="1">
             <w:r>
               <w:rPr>
                 <w:rStyle w:val="Hipervnculo"/>
@@ -616,7 +606,7 @@
                 <w:noProof/>
                 <w:webHidden/>
               </w:rPr>
-              <w:instrText xml:space="preserve"> PAGEREF _Toc237942989 \h </w:instrText>
+              <w:instrText xml:space="preserve"> PAGEREF _Toc240958921 \h </w:instrText>
             </w:r>
             <w:r>
               <w:rPr>
@@ -662,13 +652,13 @@
               <w:lang w:eastAsia="es-CO"/>
             </w:rPr>
           </w:pPr>
-          <w:hyperlink w:anchor="_Toc237942990" w:history="1">
+          <w:hyperlink w:anchor="_Toc240958922" w:history="1">
             <w:r>
               <w:rPr>
                 <w:rStyle w:val="Hipervnculo"/>
                 <w:noProof/>
               </w:rPr>
-              <w:t>1. Turismo de Aventura</w:t>
+              <w:t>1. Turismo de aventura</w:t>
             </w:r>
             <w:r>
               <w:rPr>
@@ -689,7 +679,7 @@
                 <w:noProof/>
                 <w:webHidden/>
               </w:rPr>
-              <w:instrText xml:space="preserve"> PAGEREF _Toc237942990 \h </w:instrText>
+              <w:instrText xml:space="preserve"> PAGEREF _Toc240958922 \h </w:instrText>
             </w:r>
             <w:r>
               <w:rPr>
@@ -731,7 +721,7 @@
               <w:lang w:eastAsia="es-CO"/>
             </w:rPr>
           </w:pPr>
-          <w:hyperlink w:anchor="_Toc237942991" w:history="1">
+          <w:hyperlink w:anchor="_Toc240958923" w:history="1">
             <w:r>
               <w:rPr>
                 <w:rStyle w:val="Hipervnculo"/>
@@ -758,7 +748,7 @@
                 <w:noProof/>
                 <w:webHidden/>
               </w:rPr>
-              <w:instrText xml:space="preserve"> PAGEREF _Toc237942991 \h </w:instrText>
+              <w:instrText xml:space="preserve"> PAGEREF _Toc240958923 \h </w:instrText>
             </w:r>
             <w:r>
               <w:rPr>
@@ -778,7 +768,7 @@
                 <w:noProof/>
                 <w:webHidden/>
               </w:rPr>
-              <w:t>13</w:t>
+              <w:t>12</w:t>
             </w:r>
             <w:r>
               <w:rPr>
@@ -800,7 +790,7 @@
               <w:lang w:eastAsia="es-CO"/>
             </w:rPr>
           </w:pPr>
-          <w:hyperlink w:anchor="_Toc237942992" w:history="1">
+          <w:hyperlink w:anchor="_Toc240958924" w:history="1">
             <w:r>
               <w:rPr>
                 <w:rStyle w:val="Hipervnculo"/>
@@ -827,7 +817,7 @@
                 <w:noProof/>
                 <w:webHidden/>
               </w:rPr>
-              <w:instrText xml:space="preserve"> PAGEREF _Toc237942992 \h </w:instrText>
+              <w:instrText xml:space="preserve"> PAGEREF _Toc240958924 \h </w:instrText>
             </w:r>
             <w:r>
               <w:rPr>
@@ -869,7 +859,7 @@
               <w:lang w:eastAsia="es-CO"/>
             </w:rPr>
           </w:pPr>
-          <w:hyperlink w:anchor="_Toc237942993" w:history="1">
+          <w:hyperlink w:anchor="_Toc240958925" w:history="1">
             <w:r>
               <w:rPr>
                 <w:rStyle w:val="Hipervnculo"/>
@@ -896,7 +886,7 @@
                 <w:noProof/>
                 <w:webHidden/>
               </w:rPr>
-              <w:instrText xml:space="preserve"> PAGEREF _Toc237942993 \h </w:instrText>
+              <w:instrText xml:space="preserve"> PAGEREF _Toc240958925 \h </w:instrText>
             </w:r>
             <w:r>
               <w:rPr>
@@ -916,7 +906,7 @@
                 <w:noProof/>
                 <w:webHidden/>
               </w:rPr>
-              <w:t>20</w:t>
+              <w:t>19</w:t>
             </w:r>
             <w:r>
               <w:rPr>
@@ -942,7 +932,7 @@
               <w:lang w:eastAsia="es-CO"/>
             </w:rPr>
           </w:pPr>
-          <w:hyperlink w:anchor="_Toc237942994" w:history="1">
+          <w:hyperlink w:anchor="_Toc240958926" w:history="1">
             <w:r>
               <w:rPr>
                 <w:rStyle w:val="Hipervnculo"/>
@@ -969,7 +959,7 @@
                 <w:noProof/>
                 <w:webHidden/>
               </w:rPr>
-              <w:instrText xml:space="preserve"> PAGEREF _Toc237942994 \h </w:instrText>
+              <w:instrText xml:space="preserve"> PAGEREF _Toc240958926 \h </w:instrText>
             </w:r>
             <w:r>
               <w:rPr>
@@ -989,7 +979,7 @@
                 <w:noProof/>
                 <w:webHidden/>
               </w:rPr>
-              <w:t>22</w:t>
+              <w:t>21</w:t>
             </w:r>
             <w:r>
               <w:rPr>
@@ -1011,7 +1001,7 @@
               <w:lang w:eastAsia="es-CO"/>
             </w:rPr>
           </w:pPr>
-          <w:hyperlink w:anchor="_Toc237942995" w:history="1">
+          <w:hyperlink w:anchor="_Toc240958927" w:history="1">
             <w:r>
               <w:rPr>
                 <w:rStyle w:val="Hipervnculo"/>
@@ -1038,7 +1028,7 @@
                 <w:noProof/>
                 <w:webHidden/>
               </w:rPr>
-              <w:instrText xml:space="preserve"> PAGEREF _Toc237942995 \h </w:instrText>
+              <w:instrText xml:space="preserve"> PAGEREF _Toc240958927 \h </w:instrText>
             </w:r>
             <w:r>
               <w:rPr>
@@ -1058,7 +1048,7 @@
                 <w:noProof/>
                 <w:webHidden/>
               </w:rPr>
-              <w:t>23</w:t>
+              <w:t>22</w:t>
             </w:r>
             <w:r>
               <w:rPr>
@@ -1080,7 +1070,7 @@
               <w:lang w:eastAsia="es-CO"/>
             </w:rPr>
           </w:pPr>
-          <w:hyperlink w:anchor="_Toc237942996" w:history="1">
+          <w:hyperlink w:anchor="_Toc240958928" w:history="1">
             <w:r>
               <w:rPr>
                 <w:rStyle w:val="Hipervnculo"/>
@@ -1090,13 +1080,6 @@
             </w:r>
             <w:r>
               <w:rPr>
-                <w:rStyle w:val="Hipervnculo"/>
-                <w:noProof/>
-              </w:rPr>
-              <w:tab/>
-            </w:r>
-            <w:r>
-              <w:rPr>
                 <w:noProof/>
                 <w:webHidden/>
               </w:rPr>
@@ -1114,7 +1097,7 @@
                 <w:noProof/>
                 <w:webHidden/>
               </w:rPr>
-              <w:instrText xml:space="preserve"> PAGEREF _Toc237942996 \h </w:instrText>
+              <w:instrText xml:space="preserve"> PAGEREF _Toc240958928 \h </w:instrText>
             </w:r>
             <w:r>
               <w:rPr>
@@ -1134,7 +1117,7 @@
                 <w:noProof/>
                 <w:webHidden/>
               </w:rPr>
-              <w:t>25</w:t>
+              <w:t>24</w:t>
             </w:r>
             <w:r>
               <w:rPr>
@@ -1156,7 +1139,7 @@
               <w:lang w:eastAsia="es-CO"/>
             </w:rPr>
           </w:pPr>
-          <w:hyperlink w:anchor="_Toc237942997" w:history="1">
+          <w:hyperlink w:anchor="_Toc240958929" w:history="1">
             <w:r>
               <w:rPr>
                 <w:rStyle w:val="Hipervnculo"/>
@@ -1183,7 +1166,7 @@
                 <w:noProof/>
                 <w:webHidden/>
               </w:rPr>
-              <w:instrText xml:space="preserve"> PAGEREF _Toc237942997 \h </w:instrText>
+              <w:instrText xml:space="preserve"> PAGEREF _Toc240958929 \h </w:instrText>
             </w:r>
             <w:r>
               <w:rPr>
@@ -1203,7 +1186,7 @@
                 <w:noProof/>
                 <w:webHidden/>
               </w:rPr>
-              <w:t>29</w:t>
+              <w:t>27</w:t>
             </w:r>
             <w:r>
               <w:rPr>
@@ -1225,7 +1208,7 @@
               <w:lang w:eastAsia="es-CO"/>
             </w:rPr>
           </w:pPr>
-          <w:hyperlink w:anchor="_Toc237942998" w:history="1">
+          <w:hyperlink w:anchor="_Toc240958930" w:history="1">
             <w:r>
               <w:rPr>
                 <w:rStyle w:val="Hipervnculo"/>
@@ -1252,7 +1235,7 @@
                 <w:noProof/>
                 <w:webHidden/>
               </w:rPr>
-              <w:instrText xml:space="preserve"> PAGEREF _Toc237942998 \h </w:instrText>
+              <w:instrText xml:space="preserve"> PAGEREF _Toc240958930 \h </w:instrText>
             </w:r>
             <w:r>
               <w:rPr>
@@ -1272,7 +1255,7 @@
                 <w:noProof/>
                 <w:webHidden/>
               </w:rPr>
-              <w:t>32</w:t>
+              <w:t>31</w:t>
             </w:r>
             <w:r>
               <w:rPr>
@@ -1294,7 +1277,7 @@
               <w:lang w:eastAsia="es-CO"/>
             </w:rPr>
           </w:pPr>
-          <w:hyperlink w:anchor="_Toc237942999" w:history="1">
+          <w:hyperlink w:anchor="_Toc240958931" w:history="1">
             <w:r>
               <w:rPr>
                 <w:rStyle w:val="Hipervnculo"/>
@@ -1321,7 +1304,7 @@
                 <w:noProof/>
                 <w:webHidden/>
               </w:rPr>
-              <w:instrText xml:space="preserve"> PAGEREF _Toc237942999 \h </w:instrText>
+              <w:instrText xml:space="preserve"> PAGEREF _Toc240958931 \h </w:instrText>
             </w:r>
             <w:r>
               <w:rPr>
@@ -1341,7 +1324,7 @@
                 <w:noProof/>
                 <w:webHidden/>
               </w:rPr>
-              <w:t>35</w:t>
+              <w:t>34</w:t>
             </w:r>
             <w:r>
               <w:rPr>
@@ -1363,7 +1346,7 @@
               <w:lang w:eastAsia="es-CO"/>
             </w:rPr>
           </w:pPr>
-          <w:hyperlink w:anchor="_Toc237943000" w:history="1">
+          <w:hyperlink w:anchor="_Toc240958932" w:history="1">
             <w:r>
               <w:rPr>
                 <w:rStyle w:val="Hipervnculo"/>
@@ -1390,7 +1373,7 @@
                 <w:noProof/>
                 <w:webHidden/>
               </w:rPr>
-              <w:instrText xml:space="preserve"> PAGEREF _Toc237943000 \h </w:instrText>
+              <w:instrText xml:space="preserve"> PAGEREF _Toc240958932 \h </w:instrText>
             </w:r>
             <w:r>
               <w:rPr>
@@ -1410,7 +1393,7 @@
                 <w:noProof/>
                 <w:webHidden/>
               </w:rPr>
-              <w:t>37</w:t>
+              <w:t>36</w:t>
             </w:r>
             <w:r>
               <w:rPr>
@@ -1432,7 +1415,7 @@
               <w:lang w:eastAsia="es-CO"/>
             </w:rPr>
           </w:pPr>
-          <w:hyperlink w:anchor="_Toc237943001" w:history="1">
+          <w:hyperlink w:anchor="_Toc240958933" w:history="1">
             <w:r>
               <w:rPr>
                 <w:rStyle w:val="Hipervnculo"/>
@@ -1459,7 +1442,7 @@
                 <w:noProof/>
                 <w:webHidden/>
               </w:rPr>
-              <w:instrText xml:space="preserve"> PAGEREF _Toc237943001 \h </w:instrText>
+              <w:instrText xml:space="preserve"> PAGEREF _Toc240958933 \h </w:instrText>
             </w:r>
             <w:r>
               <w:rPr>
@@ -1479,7 +1462,7 @@
                 <w:noProof/>
                 <w:webHidden/>
               </w:rPr>
-              <w:t>38</w:t>
+              <w:t>37</w:t>
             </w:r>
             <w:r>
               <w:rPr>
@@ -1505,7 +1488,7 @@
               <w:lang w:eastAsia="es-CO"/>
             </w:rPr>
           </w:pPr>
-          <w:hyperlink w:anchor="_Toc237943002" w:history="1">
+          <w:hyperlink w:anchor="_Toc240958934" w:history="1">
             <w:r>
               <w:rPr>
                 <w:rStyle w:val="Hipervnculo"/>
@@ -1532,7 +1515,7 @@
                 <w:noProof/>
                 <w:webHidden/>
               </w:rPr>
-              <w:instrText xml:space="preserve"> PAGEREF _Toc237943002 \h </w:instrText>
+              <w:instrText xml:space="preserve"> PAGEREF _Toc240958934 \h </w:instrText>
             </w:r>
             <w:r>
               <w:rPr>
@@ -1552,7 +1535,7 @@
                 <w:noProof/>
                 <w:webHidden/>
               </w:rPr>
-              <w:t>41</w:t>
+              <w:t>40</w:t>
             </w:r>
             <w:r>
               <w:rPr>
@@ -1578,7 +1561,7 @@
               <w:lang w:eastAsia="es-CO"/>
             </w:rPr>
           </w:pPr>
-          <w:hyperlink w:anchor="_Toc237943003" w:history="1">
+          <w:hyperlink w:anchor="_Toc240958935" w:history="1">
             <w:r>
               <w:rPr>
                 <w:rStyle w:val="Hipervnculo"/>
@@ -1605,7 +1588,7 @@
                 <w:noProof/>
                 <w:webHidden/>
               </w:rPr>
-              <w:instrText xml:space="preserve"> PAGEREF _Toc237943003 \h </w:instrText>
+              <w:instrText xml:space="preserve"> PAGEREF _Toc240958935 \h </w:instrText>
             </w:r>
             <w:r>
               <w:rPr>
@@ -1625,7 +1608,7 @@
                 <w:noProof/>
                 <w:webHidden/>
               </w:rPr>
-              <w:t>42</w:t>
+              <w:t>41</w:t>
             </w:r>
             <w:r>
               <w:rPr>
@@ -1651,7 +1634,7 @@
               <w:lang w:eastAsia="es-CO"/>
             </w:rPr>
           </w:pPr>
-          <w:hyperlink w:anchor="_Toc237943004" w:history="1">
+          <w:hyperlink w:anchor="_Toc240958936" w:history="1">
             <w:r>
               <w:rPr>
                 <w:rStyle w:val="Hipervnculo"/>
@@ -1678,7 +1661,7 @@
                 <w:noProof/>
                 <w:webHidden/>
               </w:rPr>
-              <w:instrText xml:space="preserve"> PAGEREF _Toc237943004 \h </w:instrText>
+              <w:instrText xml:space="preserve"> PAGEREF _Toc240958936 \h </w:instrText>
             </w:r>
             <w:r>
               <w:rPr>
@@ -1698,7 +1681,7 @@
                 <w:noProof/>
                 <w:webHidden/>
               </w:rPr>
-              <w:t>45</w:t>
+              <w:t>44</w:t>
             </w:r>
             <w:r>
               <w:rPr>
@@ -1724,7 +1707,7 @@
               <w:lang w:eastAsia="es-CO"/>
             </w:rPr>
           </w:pPr>
-          <w:hyperlink w:anchor="_Toc237943005" w:history="1">
+          <w:hyperlink w:anchor="_Toc240958937" w:history="1">
             <w:r>
               <w:rPr>
                 <w:rStyle w:val="Hipervnculo"/>
@@ -1751,7 +1734,7 @@
                 <w:noProof/>
                 <w:webHidden/>
               </w:rPr>
-              <w:instrText xml:space="preserve"> PAGEREF _Toc237943005 \h </w:instrText>
+              <w:instrText xml:space="preserve"> PAGEREF _Toc240958937 \h </w:instrText>
             </w:r>
             <w:r>
               <w:rPr>
@@ -1771,7 +1754,7 @@
                 <w:noProof/>
                 <w:webHidden/>
               </w:rPr>
-              <w:t>47</w:t>
+              <w:t>46</w:t>
             </w:r>
             <w:r>
               <w:rPr>
@@ -1800,7 +1783,7 @@
       <w:pPr>
         <w:pStyle w:val="Titulosgenerales"/>
       </w:pPr>
-      <w:bookmarkStart w:id="0" w:name="_Toc237942989"/>
+      <w:bookmarkStart w:id="0" w:name="_Toc240958921"/>
       <w:r>
         <w:lastRenderedPageBreak/>
         <w:t>Introducción</w:t>
@@ -2030,10 +2013,10 @@
               <w:tab/>
             </w:r>
             <w:r>
-              <w:t xml:space="preserve">Bienvenidos al componente formativo </w:t>
-            </w:r>
-            <w:r>
-              <w:t>a</w:t>
+              <w:t>Bienvenidos al componente formativo</w:t>
+            </w:r>
+            <w:r>
+              <w:t xml:space="preserve"> A</w:t>
             </w:r>
             <w:r>
               <w:t xml:space="preserve">tención, orientación e información al usuario en </w:t>
@@ -2085,7 +2068,13 @@
               <w:tab/>
             </w:r>
             <w:r>
-              <w:t>De igual forma se analizarán los recursos y atractivos turísticos, así como las características del territorio, las motivaciones del cliente y las tendencias del mercado, permitiendo una comprensión integral del sector.</w:t>
+              <w:t>De igual forma</w:t>
+            </w:r>
+            <w:r>
+              <w:t>,</w:t>
+            </w:r>
+            <w:r>
+              <w:t xml:space="preserve"> se analizarán los recursos y atractivos turísticos, así como las características del territorio, las motivaciones del cliente y las tendencias del mercado, permitiendo una comprensión integral del sector.</w:t>
             </w:r>
           </w:p>
           <w:p>
@@ -2134,10 +2123,16 @@
       <w:pPr>
         <w:pStyle w:val="Ttulo1"/>
       </w:pPr>
-      <w:bookmarkStart w:id="1" w:name="_Toc237942990"/>
+      <w:bookmarkStart w:id="1" w:name="_Toc240958922"/>
       <w:r>
         <w:lastRenderedPageBreak/>
-        <w:t>Turismo de Aventura</w:t>
+        <w:t xml:space="preserve">Turismo de </w:t>
+      </w:r>
+      <w:r>
+        <w:t>a</w:t>
+      </w:r>
+      <w:r>
+        <w:t>ventura</w:t>
       </w:r>
       <w:bookmarkEnd w:id="1"/>
     </w:p>
@@ -2270,7 +2265,21 @@
           <w:b/>
           <w:bCs/>
         </w:rPr>
-        <w:t>Elementos claves del turismo aventura</w:t>
+        <w:t>Elementos clave del turismo</w:t>
+      </w:r>
+      <w:r>
+        <w:rPr>
+          <w:b/>
+          <w:bCs/>
+        </w:rPr>
+        <w:t xml:space="preserve"> de</w:t>
+      </w:r>
+      <w:r>
+        <w:rPr>
+          <w:b/>
+          <w:bCs/>
+        </w:rPr>
+        <w:t xml:space="preserve"> aventura</w:t>
       </w:r>
     </w:p>
     <w:p>
@@ -2326,15 +2335,7 @@
         <w:t>rafting</w:t>
       </w:r>
       <w:r>
-        <w:t xml:space="preserve">, </w:t>
-      </w:r>
-      <w:proofErr w:type="spellStart"/>
-      <w:r>
-        <w:t>torrentismo</w:t>
-      </w:r>
-      <w:proofErr w:type="spellEnd"/>
-      <w:r>
-        <w:t xml:space="preserve">, parapente, espeleología, </w:t>
+        <w:t xml:space="preserve">, torrentismo, parapente, espeleología, </w:t>
       </w:r>
       <w:r>
         <w:rPr>
@@ -2510,6 +2511,15 @@
               </w:rPr>
               <w:t>Actividades terrestres</w:t>
             </w:r>
+            <w:r>
+              <w:rPr>
+                <w:rFonts w:asciiTheme="minorHAnsi" w:hAnsiTheme="minorHAnsi" w:cstheme="minorHAnsi"/>
+                <w:color w:val="auto"/>
+                <w:sz w:val="28"/>
+                <w:szCs w:val="28"/>
+              </w:rPr>
+              <w:t>.</w:t>
+            </w:r>
           </w:p>
         </w:tc>
         <w:tc>
@@ -2618,6 +2628,15 @@
                 <w:szCs w:val="28"/>
               </w:rPr>
               <w:t>Actividades acuáticas</w:t>
+            </w:r>
+            <w:r>
+              <w:rPr>
+                <w:rFonts w:asciiTheme="minorHAnsi" w:hAnsiTheme="minorHAnsi" w:cstheme="minorHAnsi"/>
+                <w:color w:val="auto"/>
+                <w:sz w:val="28"/>
+                <w:szCs w:val="28"/>
+              </w:rPr>
+              <w:t>.</w:t>
             </w:r>
           </w:p>
         </w:tc>
@@ -2748,6 +2767,15 @@
                 <w:szCs w:val="28"/>
               </w:rPr>
               <w:t>Actividades aéreas</w:t>
+            </w:r>
+            <w:r>
+              <w:rPr>
+                <w:rFonts w:asciiTheme="minorHAnsi" w:hAnsiTheme="minorHAnsi" w:cstheme="minorHAnsi"/>
+                <w:color w:val="auto"/>
+                <w:sz w:val="28"/>
+                <w:szCs w:val="28"/>
+              </w:rPr>
+              <w:t>.</w:t>
             </w:r>
           </w:p>
         </w:tc>
@@ -3573,7 +3601,7 @@
     <w:p>
       <w:pPr>
         <w:spacing w:before="0" w:after="0"/>
-        <w:ind w:left="708" w:firstLine="361"/>
+        <w:ind w:left="1069" w:firstLine="0"/>
       </w:pPr>
       <w:r>
         <w:t>Las actividades se desarrollan en entornos naturales, permitiendo la interacción directa con paisajes, ecosistemas y recursos naturales.</w:t>
@@ -3603,6 +3631,7 @@
     <w:p>
       <w:pPr>
         <w:spacing w:before="0" w:after="0"/>
+        <w:ind w:left="1069" w:firstLine="0"/>
       </w:pPr>
       <w:r>
         <w:t>Implica actividades con cierto nivel de riesgo, el cual es gestionado mediante medidas de seguridad y planificación adecuada.</w:t>
@@ -3632,7 +3661,7 @@
     <w:p>
       <w:pPr>
         <w:spacing w:before="0" w:after="0"/>
-        <w:ind w:left="708" w:firstLine="361"/>
+        <w:ind w:left="1069" w:firstLine="0"/>
       </w:pPr>
       <w:r>
         <w:t>El turista tiene un rol dinámico, participando físicamente en las actividades y no solo como observador.</w:t>
@@ -3662,7 +3691,7 @@
     <w:p>
       <w:pPr>
         <w:spacing w:before="0" w:after="0"/>
-        <w:ind w:left="708" w:firstLine="361"/>
+        <w:ind w:left="1069" w:firstLine="0"/>
       </w:pPr>
       <w:r>
         <w:t>Requiere la aplicación de normas, procedimientos y medidas preventivas para garantizar la seguridad de los participantes.</w:t>
@@ -3692,7 +3721,7 @@
     <w:p>
       <w:pPr>
         <w:spacing w:before="0" w:after="0"/>
-        <w:ind w:left="708" w:firstLine="361"/>
+        <w:ind w:left="1069" w:firstLine="0"/>
       </w:pPr>
       <w:r>
         <w:t xml:space="preserve">Se emplean equipos técnicos adecuados según la actividad (arneses, cascos, cuerdas, </w:t>
@@ -3808,14 +3837,9 @@
     </w:p>
     <w:p>
       <w:pPr>
-        <w:spacing w:before="0" w:after="0"/>
-      </w:pPr>
-    </w:p>
-    <w:p>
-      <w:pPr>
         <w:pStyle w:val="Ttulo2"/>
       </w:pPr>
-      <w:bookmarkStart w:id="2" w:name="_Toc237942991"/>
+      <w:bookmarkStart w:id="2" w:name="_Toc240958923"/>
       <w:r>
         <w:t>Infraestructura turística local</w:t>
       </w:r>
@@ -3826,7 +3850,7 @@
         <w:spacing w:before="0" w:after="0"/>
       </w:pPr>
       <w:r>
-        <w:t>Se presenta el pódcast “Infraestructura turística local”, donde se detallada a profundidad el tema propuesto.</w:t>
+        <w:t>Se presenta el pódcast “Infraestructura turística local”, donde se detalla a profundidad el tema propuesto.</w:t>
       </w:r>
     </w:p>
     <w:tbl>
@@ -3877,10 +3901,6 @@
               <w:t xml:space="preserve">ódcast: </w:t>
             </w:r>
             <w:r>
-              <w:rPr>
-                <w:b/>
-                <w:bCs/>
-              </w:rPr>
               <w:t>i</w:t>
             </w:r>
             <w:r>
@@ -3928,7 +3948,55 @@
               <w:rPr>
                 <w:lang w:val="es-MX"/>
               </w:rPr>
-              <w:t xml:space="preserve">ay destinos donde recorrer cada rincón resulta fácil y práctico. Uno encuentra por donde caminar, hacia donde seguir y donde pedir información. Al final lo único que hace es disfrutar el recorrido. </w:t>
+              <w:t>ay destinos donde recorrer cada rincón resulta fácil y práctico. Uno encuentra por d</w:t>
+            </w:r>
+            <w:r>
+              <w:rPr>
+                <w:lang w:val="es-MX"/>
+              </w:rPr>
+              <w:t>ó</w:t>
+            </w:r>
+            <w:r>
+              <w:rPr>
+                <w:lang w:val="es-MX"/>
+              </w:rPr>
+              <w:t>nde caminar, hacia d</w:t>
+            </w:r>
+            <w:r>
+              <w:rPr>
+                <w:lang w:val="es-MX"/>
+              </w:rPr>
+              <w:t>ó</w:t>
+            </w:r>
+            <w:r>
+              <w:rPr>
+                <w:lang w:val="es-MX"/>
+              </w:rPr>
+              <w:t>nde seguir y d</w:t>
+            </w:r>
+            <w:r>
+              <w:rPr>
+                <w:lang w:val="es-MX"/>
+              </w:rPr>
+              <w:t>ó</w:t>
+            </w:r>
+            <w:r>
+              <w:rPr>
+                <w:lang w:val="es-MX"/>
+              </w:rPr>
+              <w:t>nde pedir información. Al final</w:t>
+            </w:r>
+            <w:r>
+              <w:rPr>
+                <w:lang w:val="es-MX"/>
+              </w:rPr>
+              <w:t>,</w:t>
+            </w:r>
+            <w:r>
+              <w:rPr>
+                <w:lang w:val="es-MX"/>
+              </w:rPr>
+              <w:t xml:space="preserve"> lo único que hace es disfrutar el recorrido. </w:t>
             </w:r>
           </w:p>
           <w:p>
@@ -3945,7 +4013,6 @@
                 <w:bCs/>
                 <w:lang w:val="es-MX"/>
               </w:rPr>
-              <w:lastRenderedPageBreak/>
               <w:tab/>
             </w:r>
             <w:r>
@@ -3966,7 +4033,19 @@
               <w:rPr>
                 <w:lang w:val="es-MX"/>
               </w:rPr>
-              <w:t>odo eso hace parte de la infraestructura turística. Es un trabajo que muchas veces pasa desapercibido, pero que permite recorrer un destino con seguridad. Facilidad y confianza</w:t>
+              <w:t>odo eso hace parte de la infraestructura turística. Es un trabajo que muchas veces pasa desapercibido, pero que permite recorrer un destino con seguridad</w:t>
+            </w:r>
+            <w:r>
+              <w:rPr>
+                <w:lang w:val="es-MX"/>
+              </w:rPr>
+              <w:t>, f</w:t>
+            </w:r>
+            <w:r>
+              <w:rPr>
+                <w:lang w:val="es-MX"/>
+              </w:rPr>
+              <w:t>acilidad y confianza</w:t>
             </w:r>
             <w:r>
               <w:rPr>
@@ -3989,6 +4068,7 @@
                 <w:bCs/>
                 <w:lang w:val="es-MX"/>
               </w:rPr>
+              <w:lastRenderedPageBreak/>
               <w:tab/>
             </w:r>
             <w:r>
@@ -4043,7 +4123,19 @@
               <w:rPr>
                 <w:lang w:val="es-MX"/>
               </w:rPr>
-              <w:t>uando una actividad se desarrolla el medio de la naturaleza, contar con espacios seguros y bien organizados marca una gran diferencia</w:t>
+              <w:t>uando una actividad se desarrolla e</w:t>
+            </w:r>
+            <w:r>
+              <w:rPr>
+                <w:lang w:val="es-MX"/>
+              </w:rPr>
+              <w:t>n</w:t>
+            </w:r>
+            <w:r>
+              <w:rPr>
+                <w:lang w:val="es-MX"/>
+              </w:rPr>
+              <w:t xml:space="preserve"> medio de la naturaleza, contar con espacios seguros y bien organizados marca una gran diferencia</w:t>
             </w:r>
             <w:r>
               <w:rPr>
@@ -4086,7 +4178,19 @@
               <w:rPr>
                 <w:lang w:val="es-MX"/>
               </w:rPr>
-              <w:t xml:space="preserve">un sendero bien señalizado, un puente en buenas condiciones o un punto de información. Permiten recorrer el lugar con mayor tranquilidad. </w:t>
+              <w:t>un sendero bien señalizado, un puente en buenas condiciones o un punto de información</w:t>
+            </w:r>
+            <w:r>
+              <w:rPr>
+                <w:lang w:val="es-MX"/>
+              </w:rPr>
+              <w:t>, p</w:t>
+            </w:r>
+            <w:r>
+              <w:rPr>
+                <w:lang w:val="es-MX"/>
+              </w:rPr>
+              <w:t xml:space="preserve">ermiten recorrer el lugar con mayor tranquilidad. </w:t>
             </w:r>
           </w:p>
           <w:p>
@@ -4172,7 +4276,19 @@
               <w:rPr>
                 <w:lang w:val="es-MX"/>
               </w:rPr>
-              <w:t xml:space="preserve">uchas veces también hacen parte de esa infraestructura en las vías, los servicios públicos y otros espacios que utilizan tanto la Comunidad como los visitantes. </w:t>
+              <w:t xml:space="preserve">uchas veces también hacen parte de esa infraestructura las vías, los servicios públicos y otros espacios que utilizan tanto la </w:t>
+            </w:r>
+            <w:r>
+              <w:rPr>
+                <w:lang w:val="es-MX"/>
+              </w:rPr>
+              <w:t>c</w:t>
+            </w:r>
+            <w:r>
+              <w:rPr>
+                <w:lang w:val="es-MX"/>
+              </w:rPr>
+              <w:t xml:space="preserve">omunidad como los visitantes. </w:t>
             </w:r>
           </w:p>
           <w:p>
@@ -4221,7 +4337,19 @@
               <w:rPr>
                 <w:lang w:val="es-MX"/>
               </w:rPr>
-              <w:t xml:space="preserve">sos elementos funcionan adecuadamente el visitante puede concentrarse en disfrutar el recorrido y conocer el destino. </w:t>
+              <w:t>sos elementos funcionan adecuadamente</w:t>
+            </w:r>
+            <w:r>
+              <w:rPr>
+                <w:lang w:val="es-MX"/>
+              </w:rPr>
+              <w:t>,</w:t>
+            </w:r>
+            <w:r>
+              <w:rPr>
+                <w:lang w:val="es-MX"/>
+              </w:rPr>
+              <w:t xml:space="preserve"> el visitante puede concentrarse en disfrutar el recorrido y conocer el destino. </w:t>
             </w:r>
           </w:p>
           <w:p>
@@ -4258,7 +4386,19 @@
               <w:rPr>
                 <w:lang w:val="es-MX"/>
               </w:rPr>
-              <w:t xml:space="preserve">ero cuando la infraestructura presenta dificultades, la experiencia cambia por completo. Un exceso deteriorado, una señalización insuficiente o la falta de servicios básicos pueden convertir ese recorrido en un dolor de cabeza. </w:t>
+              <w:t xml:space="preserve">ero cuando la infraestructura presenta dificultades, la experiencia cambia por completo. Un </w:t>
+            </w:r>
+            <w:r>
+              <w:rPr>
+                <w:lang w:val="es-MX"/>
+              </w:rPr>
+              <w:t>acceso</w:t>
+            </w:r>
+            <w:r>
+              <w:rPr>
+                <w:lang w:val="es-MX"/>
+              </w:rPr>
+              <w:t xml:space="preserve"> deteriorado, una señalización insuficiente o la falta de servicios básicos pueden convertir ese recorrido en un dolor de cabeza. </w:t>
             </w:r>
           </w:p>
           <w:p>
@@ -4295,7 +4435,19 @@
               <w:rPr>
                 <w:lang w:val="es-MX"/>
               </w:rPr>
-              <w:t xml:space="preserve">or eso el cuidado. Esos espacios también hacen parte del desarrollo turístico de cada región. </w:t>
+              <w:t>or eso el cuidado</w:t>
+            </w:r>
+            <w:r>
+              <w:rPr>
+                <w:lang w:val="es-MX"/>
+              </w:rPr>
+              <w:t xml:space="preserve"> y el mantenimiento de e</w:t>
+            </w:r>
+            <w:r>
+              <w:rPr>
+                <w:lang w:val="es-MX"/>
+              </w:rPr>
+              <w:t xml:space="preserve">sos espacios también hacen parte del desarrollo turístico de cada región. </w:t>
             </w:r>
           </w:p>
           <w:p>
@@ -4332,7 +4484,19 @@
               <w:rPr>
                 <w:lang w:val="es-MX"/>
               </w:rPr>
-              <w:t xml:space="preserve">na buena infraestructura hace que más personas quieran visitar el destino, facilite la atención y contribuye al desarrollo del turismo en la región. </w:t>
+              <w:t>na buena infraestructura hace que más personas quieran visitar el destino, facilit</w:t>
+            </w:r>
+            <w:r>
+              <w:rPr>
+                <w:lang w:val="es-MX"/>
+              </w:rPr>
+              <w:t>a</w:t>
+            </w:r>
+            <w:r>
+              <w:rPr>
+                <w:lang w:val="es-MX"/>
+              </w:rPr>
+              <w:t xml:space="preserve"> la atención y contribuye al desarrollo del turismo en la región. </w:t>
             </w:r>
           </w:p>
           <w:p>
@@ -4349,7 +4513,6 @@
                 <w:bCs/>
                 <w:lang w:val="es-MX"/>
               </w:rPr>
-              <w:lastRenderedPageBreak/>
               <w:tab/>
             </w:r>
             <w:r>
@@ -4376,7 +4539,7 @@
           <w:p>
             <w:pPr>
               <w:spacing w:before="0" w:after="0"/>
-              <w:ind w:left="708" w:hanging="708"/>
+              <w:ind w:firstLine="0"/>
               <w:rPr>
                 <w:lang w:val="es-MX"/>
               </w:rPr>
@@ -4387,6 +4550,7 @@
                 <w:bCs/>
                 <w:lang w:val="es-MX"/>
               </w:rPr>
+              <w:lastRenderedPageBreak/>
               <w:tab/>
             </w:r>
             <w:r>
@@ -4614,9 +4778,14 @@
         <w:ind w:left="708" w:firstLine="361"/>
       </w:pPr>
       <w:r>
-        <w:lastRenderedPageBreak/>
         <w:t>Asimismo, las construcciones y equipamientos deben integrarse armónicamente al paisaje, evitando impactos negativos sobre los ecosistemas y respetando la capacidad de carga del territorio.</w:t>
       </w:r>
+    </w:p>
+    <w:p>
+      <w:pPr>
+        <w:spacing w:before="0" w:after="0"/>
+        <w:ind w:left="708" w:firstLine="361"/>
+      </w:pPr>
     </w:p>
     <w:p>
       <w:pPr>
@@ -4636,6 +4805,7 @@
           <w:b/>
           <w:bCs/>
         </w:rPr>
+        <w:lastRenderedPageBreak/>
         <w:t>Servicios complementarios</w:t>
       </w:r>
     </w:p>
@@ -4693,9 +4863,9 @@
         <w:tblLook w:val="04A0" w:firstRow="1" w:lastRow="0" w:firstColumn="1" w:lastColumn="0" w:noHBand="0" w:noVBand="1"/>
       </w:tblPr>
       <w:tblGrid>
-        <w:gridCol w:w="2214"/>
-        <w:gridCol w:w="3735"/>
-        <w:gridCol w:w="4013"/>
+        <w:gridCol w:w="2285"/>
+        <w:gridCol w:w="3697"/>
+        <w:gridCol w:w="3980"/>
       </w:tblGrid>
       <w:tr>
         <w:trPr>
@@ -4806,6 +4976,15 @@
               </w:rPr>
               <w:t>Vías de acceso</w:t>
             </w:r>
+            <w:r>
+              <w:rPr>
+                <w:rFonts w:asciiTheme="minorHAnsi" w:hAnsiTheme="minorHAnsi" w:cstheme="minorHAnsi"/>
+                <w:color w:val="auto"/>
+                <w:sz w:val="28"/>
+                <w:szCs w:val="28"/>
+              </w:rPr>
+              <w:t>.</w:t>
+            </w:r>
           </w:p>
         </w:tc>
         <w:tc>
@@ -4885,6 +5064,15 @@
                 <w:szCs w:val="28"/>
               </w:rPr>
               <w:t>Servicios públicos</w:t>
+            </w:r>
+            <w:r>
+              <w:rPr>
+                <w:rFonts w:asciiTheme="minorHAnsi" w:hAnsiTheme="minorHAnsi" w:cstheme="minorHAnsi"/>
+                <w:color w:val="auto"/>
+                <w:sz w:val="28"/>
+                <w:szCs w:val="28"/>
+              </w:rPr>
+              <w:t>.</w:t>
             </w:r>
           </w:p>
         </w:tc>
@@ -4969,6 +5157,15 @@
               </w:rPr>
               <w:t>Señalización turística</w:t>
             </w:r>
+            <w:r>
+              <w:rPr>
+                <w:rFonts w:asciiTheme="minorHAnsi" w:hAnsiTheme="minorHAnsi" w:cstheme="minorHAnsi"/>
+                <w:color w:val="auto"/>
+                <w:sz w:val="28"/>
+                <w:szCs w:val="28"/>
+              </w:rPr>
+              <w:t>.</w:t>
+            </w:r>
           </w:p>
         </w:tc>
         <w:tc>
@@ -5047,8 +5244,16 @@
                 <w:sz w:val="28"/>
                 <w:szCs w:val="28"/>
               </w:rPr>
-              <w:lastRenderedPageBreak/>
               <w:t>Equipamiento turístico</w:t>
+            </w:r>
+            <w:r>
+              <w:rPr>
+                <w:rFonts w:asciiTheme="minorHAnsi" w:hAnsiTheme="minorHAnsi" w:cstheme="minorHAnsi"/>
+                <w:color w:val="auto"/>
+                <w:sz w:val="28"/>
+                <w:szCs w:val="28"/>
+              </w:rPr>
+              <w:t>.</w:t>
             </w:r>
           </w:p>
         </w:tc>
@@ -5149,7 +5354,17 @@
                 <w:sz w:val="28"/>
                 <w:szCs w:val="28"/>
               </w:rPr>
+              <w:lastRenderedPageBreak/>
               <w:t>Infraestructura de seguridad</w:t>
+            </w:r>
+            <w:r>
+              <w:rPr>
+                <w:rFonts w:asciiTheme="minorHAnsi" w:hAnsiTheme="minorHAnsi" w:cstheme="minorHAnsi"/>
+                <w:color w:val="auto"/>
+                <w:sz w:val="28"/>
+                <w:szCs w:val="28"/>
+              </w:rPr>
+              <w:t>.</w:t>
             </w:r>
           </w:p>
         </w:tc>
@@ -5230,6 +5445,15 @@
                 <w:szCs w:val="28"/>
               </w:rPr>
               <w:t>Servicios complementarios</w:t>
+            </w:r>
+            <w:r>
+              <w:rPr>
+                <w:rFonts w:asciiTheme="minorHAnsi" w:hAnsiTheme="minorHAnsi" w:cstheme="minorHAnsi"/>
+                <w:color w:val="auto"/>
+                <w:sz w:val="28"/>
+                <w:szCs w:val="28"/>
+              </w:rPr>
+              <w:t>.</w:t>
             </w:r>
           </w:p>
         </w:tc>
@@ -5388,7 +5612,7 @@
     </w:p>
     <w:p>
       <w:pPr>
-        <w:spacing w:before="0" w:after="0"/>
+        <w:spacing w:after="0"/>
       </w:pPr>
       <w:r>
         <w:t>De acuerdo con la Organización Mundial del Turismo (2021), los destinos turísticos sostenibles requieren infraestructura resiliente, segura y adaptada a las características del territorio, de manera que se garantice tanto la protección de los visitantes como la conservación del entorno.</w:t>
@@ -5399,21 +5623,21 @@
         <w:spacing w:before="0" w:after="0"/>
       </w:pPr>
       <w:r>
+        <w:t>En el contexto del turismo de aventura, la ausencia de infraestructura adecuada puede incrementar los riesgos para los visitantes y las comunidades locales, generar deterioro ambiental y reducir la competitividad del destino turístico.</w:t>
+      </w:r>
+    </w:p>
+    <w:p>
+      <w:pPr>
+        <w:spacing w:before="0" w:after="0"/>
+      </w:pPr>
+    </w:p>
+    <w:p>
+      <w:pPr>
+        <w:pStyle w:val="Ttulo2"/>
+      </w:pPr>
+      <w:bookmarkStart w:id="3" w:name="_Toc240958924"/>
+      <w:r>
         <w:lastRenderedPageBreak/>
-        <w:t>En el contexto del turismo de aventura, la ausencia de infraestructura adecuada puede incrementar los riesgos para los visitantes y las comunidades locales, generar deterioro ambiental y reducir la competitividad del destino turístico.</w:t>
-      </w:r>
-    </w:p>
-    <w:p>
-      <w:pPr>
-        <w:spacing w:before="0" w:after="0"/>
-      </w:pPr>
-    </w:p>
-    <w:p>
-      <w:pPr>
-        <w:pStyle w:val="Ttulo2"/>
-      </w:pPr>
-      <w:bookmarkStart w:id="3" w:name="_Toc237942992"/>
-      <w:r>
         <w:t>Normatividad para el turismo de aventura</w:t>
       </w:r>
       <w:bookmarkEnd w:id="3"/>
@@ -5509,12 +5733,7 @@
     </w:p>
     <w:p>
       <w:pPr>
-        <w:spacing w:before="0" w:after="0"/>
-      </w:pPr>
-    </w:p>
-    <w:p>
-      <w:pPr>
-        <w:spacing w:before="0" w:after="0"/>
+        <w:spacing w:after="0"/>
       </w:pPr>
       <w:r>
         <w:t>En términos generales, la normatividad turística se entiende como el conjunto de leyes, decretos, reglamentos y normas técnicas que orientan la organización, funcionamiento y desarrollo de la actividad turística.</w:t>
@@ -5525,16 +5744,19 @@
         <w:spacing w:before="0" w:after="0"/>
       </w:pPr>
       <w:r>
+        <w:t>Según el Ministerio de Comercio, Industria y Turismo de Colombia, la regulación del sector turístico busca fortalecer la competitividad, la sostenibilidad y la formalización del turismo a nivel nacional.</w:t>
+      </w:r>
+    </w:p>
+    <w:p>
+      <w:pPr>
+        <w:spacing w:before="0" w:after="0"/>
+      </w:pPr>
+      <w:r>
+        <w:t xml:space="preserve">En el caso específico del turismo de aventura, la normatividad establece criterios fundamentales relacionados con la operación segura, la gestión del riesgo, las </w:t>
+      </w:r>
+      <w:r>
         <w:lastRenderedPageBreak/>
-        <w:t>Según el Ministerio de Comercio, Industria y Turismo de Colombia, la regulación del sector turístico busca fortalecer la competitividad, la sostenibilidad y la formalización del turismo a nivel nacional.</w:t>
-      </w:r>
-    </w:p>
-    <w:p>
-      <w:pPr>
-        <w:spacing w:before="0" w:after="0"/>
-      </w:pPr>
-      <w:r>
-        <w:t>En el caso específico del turismo de aventura, la normatividad establece criterios fundamentales relacionados con la operación segura, la gestión del riesgo, las competencias del personal, el mantenimiento de equipos, la atención de emergencias y la sostenibilidad ambiental.</w:t>
+        <w:t>competencias del personal, el mantenimiento de equipos, la atención de emergencias y la sostenibilidad ambiental.</w:t>
       </w:r>
     </w:p>
     <w:p>
@@ -5544,12 +5766,6 @@
       <w:r>
         <w:t>En este sentido, la regulación del turismo de aventura presenta características particulares debido a la complejidad, dinamismo y nivel de riesgo asociado a este tipo de actividades, lo que exige estándares más estrictos y mecanismos de control más rigurosos para garantizar la seguridad y la calidad del servicio.</w:t>
       </w:r>
-    </w:p>
-    <w:p>
-      <w:pPr>
-        <w:spacing w:before="0" w:after="0"/>
-        <w:ind w:firstLine="0"/>
-      </w:pPr>
     </w:p>
     <w:p>
       <w:pPr>
@@ -5558,7 +5774,7 @@
           <w:ilvl w:val="0"/>
           <w:numId w:val="7"/>
         </w:numPr>
-        <w:spacing w:before="0" w:after="0"/>
+        <w:spacing w:after="0"/>
         <w:rPr>
           <w:b/>
           <w:bCs/>
@@ -5596,7 +5812,7 @@
     <w:p>
       <w:pPr>
         <w:spacing w:before="0" w:after="0"/>
-        <w:ind w:left="708" w:firstLine="361"/>
+        <w:ind w:left="1069" w:firstLine="0"/>
       </w:pPr>
       <w:r>
         <w:t>Está orientada a minimizar los riesgos antes de la realización de las actividades turísticas, mediante la implementación de medidas de control, planificación y gestión del riesgo.</w:t>
@@ -5626,7 +5842,7 @@
     <w:p>
       <w:pPr>
         <w:spacing w:before="0" w:after="0"/>
-        <w:ind w:left="708" w:firstLine="361"/>
+        <w:ind w:left="1069" w:firstLine="0"/>
       </w:pPr>
       <w:r>
         <w:t>Incorpora estándares y requisitos relacionados con equipos, procedimientos, protocolos de seguridad y competencias del personal operativo.</w:t>
@@ -5650,23 +5866,24 @@
           <w:b/>
           <w:bCs/>
         </w:rPr>
-        <w:t>Obligada</w:t>
-      </w:r>
-    </w:p>
-    <w:p>
-      <w:pPr>
-        <w:spacing w:before="0" w:after="0"/>
-        <w:ind w:left="708" w:firstLine="361"/>
+        <w:t>Obliga</w:t>
+      </w:r>
+      <w:r>
+        <w:rPr>
+          <w:b/>
+          <w:bCs/>
+        </w:rPr>
+        <w:t>toria</w:t>
+      </w:r>
+    </w:p>
+    <w:p>
+      <w:pPr>
+        <w:spacing w:before="0" w:after="0"/>
+        <w:ind w:left="1069" w:firstLine="0"/>
       </w:pPr>
       <w:r>
         <w:t>Su cumplimiento es de carácter exigible para los prestadores de servicios turísticos, quienes deben ajustarse a las disposiciones legales y normativas vigentes.</w:t>
       </w:r>
-    </w:p>
-    <w:p>
-      <w:pPr>
-        <w:spacing w:before="0" w:after="0"/>
-        <w:ind w:left="708" w:firstLine="361"/>
-      </w:pPr>
     </w:p>
     <w:p>
       <w:pPr>
@@ -5686,18 +5903,29 @@
           <w:b/>
           <w:bCs/>
         </w:rPr>
-        <w:lastRenderedPageBreak/>
         <w:t>Orientada a la seguridad</w:t>
       </w:r>
     </w:p>
     <w:p>
       <w:pPr>
         <w:spacing w:before="0" w:after="0"/>
-        <w:ind w:left="708" w:firstLine="361"/>
+        <w:ind w:left="1069" w:firstLine="0"/>
       </w:pPr>
       <w:r>
         <w:t>Prioriza la protección de la vida, la integridad y el bienestar de las personas participantes, estableciendo condiciones mínimas para el desarrollo seguro de las actividades.</w:t>
       </w:r>
+    </w:p>
+    <w:p>
+      <w:pPr>
+        <w:spacing w:before="0" w:after="0"/>
+        <w:ind w:left="1069" w:firstLine="0"/>
+      </w:pPr>
+    </w:p>
+    <w:p>
+      <w:pPr>
+        <w:spacing w:before="0" w:after="0"/>
+        <w:ind w:left="1069" w:firstLine="0"/>
+      </w:pPr>
     </w:p>
     <w:p>
       <w:pPr>
@@ -5717,6 +5945,7 @@
           <w:b/>
           <w:bCs/>
         </w:rPr>
+        <w:lastRenderedPageBreak/>
         <w:t>Vinculada con la so</w:t>
       </w:r>
       <w:r>
@@ -5730,7 +5959,7 @@
     <w:p>
       <w:pPr>
         <w:spacing w:before="0" w:after="0"/>
-        <w:ind w:left="708" w:firstLine="358"/>
+        <w:ind w:left="1066" w:firstLine="0"/>
       </w:pPr>
       <w:r>
         <w:t>Promueve la adopción de prácticas responsables con el medio ambiente y las comunidades locales, fomentando el uso adecuado de los recursos naturales y la conservación del entorno.</w:t>
@@ -5738,15 +5967,9 @@
     </w:p>
     <w:p>
       <w:pPr>
-        <w:spacing w:before="0" w:after="0"/>
-        <w:ind w:left="708" w:firstLine="358"/>
-      </w:pPr>
-    </w:p>
-    <w:p>
-      <w:pPr>
         <w:pStyle w:val="Ttulo2"/>
       </w:pPr>
-      <w:bookmarkStart w:id="4" w:name="_Toc237942993"/>
+      <w:bookmarkStart w:id="4" w:name="_Toc240958925"/>
       <w:r>
         <w:t>Aplicación de la normatividad turística</w:t>
       </w:r>
@@ -5778,20 +6001,9 @@
     </w:p>
     <w:p>
       <w:pPr>
-        <w:spacing w:before="0" w:after="0"/>
-      </w:pPr>
-    </w:p>
-    <w:p>
-      <w:pPr>
-        <w:spacing w:before="0" w:after="0"/>
-      </w:pPr>
-    </w:p>
-    <w:p>
-      <w:pPr>
         <w:pStyle w:val="Tabla"/>
       </w:pPr>
       <w:r>
-        <w:lastRenderedPageBreak/>
         <w:t xml:space="preserve">Normatividad básica aplicable al turismo de aventura </w:t>
       </w:r>
       <w:r>
@@ -5808,8 +6020,8 @@
         <w:tblLook w:val="04A0" w:firstRow="1" w:lastRow="0" w:firstColumn="1" w:lastColumn="0" w:noHBand="0" w:noVBand="1"/>
       </w:tblPr>
       <w:tblGrid>
-        <w:gridCol w:w="3823"/>
-        <w:gridCol w:w="5811"/>
+        <w:gridCol w:w="3964"/>
+        <w:gridCol w:w="5670"/>
       </w:tblGrid>
       <w:tr>
         <w:trPr>
@@ -5818,7 +6030,7 @@
         </w:trPr>
         <w:tc>
           <w:tcPr>
-            <w:tcW w:w="3823" w:type="dxa"/>
+            <w:tcW w:w="3964" w:type="dxa"/>
             <w:vAlign w:val="center"/>
           </w:tcPr>
           <w:p>
@@ -5844,7 +6056,7 @@
         </w:tc>
         <w:tc>
           <w:tcPr>
-            <w:tcW w:w="5811" w:type="dxa"/>
+            <w:tcW w:w="5670" w:type="dxa"/>
             <w:vAlign w:val="center"/>
           </w:tcPr>
           <w:p>
@@ -5875,7 +6087,7 @@
         </w:trPr>
         <w:tc>
           <w:tcPr>
-            <w:tcW w:w="3823" w:type="dxa"/>
+            <w:tcW w:w="3964" w:type="dxa"/>
           </w:tcPr>
           <w:p>
             <w:pPr>
@@ -5899,11 +6111,22 @@
               </w:rPr>
               <w:t>Ley 300 de 1996</w:t>
             </w:r>
-          </w:p>
-        </w:tc>
-        <w:tc>
-          <w:tcPr>
-            <w:tcW w:w="5811" w:type="dxa"/>
+            <w:r>
+              <w:rPr>
+                <w:rFonts w:asciiTheme="minorHAnsi" w:hAnsiTheme="minorHAnsi" w:cstheme="minorHAnsi"/>
+                <w:bCs w:val="0"/>
+                <w:color w:val="auto"/>
+                <w:sz w:val="28"/>
+                <w:szCs w:val="28"/>
+                <w:bdr w:val="none" w:sz="0" w:space="0" w:color="auto" w:frame="1"/>
+              </w:rPr>
+              <w:t>.</w:t>
+            </w:r>
+          </w:p>
+        </w:tc>
+        <w:tc>
+          <w:tcPr>
+            <w:tcW w:w="5670" w:type="dxa"/>
           </w:tcPr>
           <w:p>
             <w:pPr>
@@ -5931,7 +6154,7 @@
       <w:tr>
         <w:tc>
           <w:tcPr>
-            <w:tcW w:w="3823" w:type="dxa"/>
+            <w:tcW w:w="3964" w:type="dxa"/>
           </w:tcPr>
           <w:p>
             <w:pPr>
@@ -5955,11 +6178,22 @@
               </w:rPr>
               <w:t>Ley 1558 de 2012</w:t>
             </w:r>
-          </w:p>
-        </w:tc>
-        <w:tc>
-          <w:tcPr>
-            <w:tcW w:w="5811" w:type="dxa"/>
+            <w:r>
+              <w:rPr>
+                <w:rFonts w:asciiTheme="minorHAnsi" w:hAnsiTheme="minorHAnsi" w:cstheme="minorHAnsi"/>
+                <w:bCs w:val="0"/>
+                <w:color w:val="auto"/>
+                <w:sz w:val="28"/>
+                <w:szCs w:val="28"/>
+                <w:bdr w:val="none" w:sz="0" w:space="0" w:color="auto" w:frame="1"/>
+              </w:rPr>
+              <w:t>.</w:t>
+            </w:r>
+          </w:p>
+        </w:tc>
+        <w:tc>
+          <w:tcPr>
+            <w:tcW w:w="5670" w:type="dxa"/>
           </w:tcPr>
           <w:p>
             <w:pPr>
@@ -5990,7 +6224,7 @@
         </w:trPr>
         <w:tc>
           <w:tcPr>
-            <w:tcW w:w="3823" w:type="dxa"/>
+            <w:tcW w:w="3964" w:type="dxa"/>
           </w:tcPr>
           <w:p>
             <w:pPr>
@@ -6012,13 +6246,25 @@
                 <w:szCs w:val="28"/>
                 <w:bdr w:val="none" w:sz="0" w:space="0" w:color="auto" w:frame="1"/>
               </w:rPr>
+              <w:lastRenderedPageBreak/>
               <w:t>Registro Nacional de Turismo (RNT)</w:t>
             </w:r>
-          </w:p>
-        </w:tc>
-        <w:tc>
-          <w:tcPr>
-            <w:tcW w:w="5811" w:type="dxa"/>
+            <w:r>
+              <w:rPr>
+                <w:rFonts w:asciiTheme="minorHAnsi" w:hAnsiTheme="minorHAnsi" w:cstheme="minorHAnsi"/>
+                <w:bCs w:val="0"/>
+                <w:color w:val="auto"/>
+                <w:sz w:val="28"/>
+                <w:szCs w:val="28"/>
+                <w:bdr w:val="none" w:sz="0" w:space="0" w:color="auto" w:frame="1"/>
+              </w:rPr>
+              <w:t>.</w:t>
+            </w:r>
+          </w:p>
+        </w:tc>
+        <w:tc>
+          <w:tcPr>
+            <w:tcW w:w="5670" w:type="dxa"/>
           </w:tcPr>
           <w:p>
             <w:pPr>
@@ -6046,7 +6292,7 @@
       <w:tr>
         <w:tc>
           <w:tcPr>
-            <w:tcW w:w="3823" w:type="dxa"/>
+            <w:tcW w:w="3964" w:type="dxa"/>
           </w:tcPr>
           <w:p>
             <w:pPr>
@@ -6070,11 +6316,22 @@
               </w:rPr>
               <w:t>Normas Técnicas Sectoriales NTS-AV</w:t>
             </w:r>
-          </w:p>
-        </w:tc>
-        <w:tc>
-          <w:tcPr>
-            <w:tcW w:w="5811" w:type="dxa"/>
+            <w:r>
+              <w:rPr>
+                <w:rFonts w:asciiTheme="minorHAnsi" w:hAnsiTheme="minorHAnsi" w:cstheme="minorHAnsi"/>
+                <w:bCs w:val="0"/>
+                <w:color w:val="auto"/>
+                <w:sz w:val="28"/>
+                <w:szCs w:val="28"/>
+                <w:bdr w:val="none" w:sz="0" w:space="0" w:color="auto" w:frame="1"/>
+              </w:rPr>
+              <w:t>.</w:t>
+            </w:r>
+          </w:p>
+        </w:tc>
+        <w:tc>
+          <w:tcPr>
+            <w:tcW w:w="5670" w:type="dxa"/>
           </w:tcPr>
           <w:p>
             <w:pPr>
@@ -6105,7 +6362,7 @@
         </w:trPr>
         <w:tc>
           <w:tcPr>
-            <w:tcW w:w="3823" w:type="dxa"/>
+            <w:tcW w:w="3964" w:type="dxa"/>
           </w:tcPr>
           <w:p>
             <w:pPr>
@@ -6129,11 +6386,22 @@
               </w:rPr>
               <w:t>Decreto 1074 de 2015</w:t>
             </w:r>
-          </w:p>
-        </w:tc>
-        <w:tc>
-          <w:tcPr>
-            <w:tcW w:w="5811" w:type="dxa"/>
+            <w:r>
+              <w:rPr>
+                <w:rFonts w:asciiTheme="minorHAnsi" w:hAnsiTheme="minorHAnsi" w:cstheme="minorHAnsi"/>
+                <w:bCs w:val="0"/>
+                <w:color w:val="auto"/>
+                <w:sz w:val="28"/>
+                <w:szCs w:val="28"/>
+                <w:bdr w:val="none" w:sz="0" w:space="0" w:color="auto" w:frame="1"/>
+              </w:rPr>
+              <w:t>.</w:t>
+            </w:r>
+          </w:p>
+        </w:tc>
+        <w:tc>
+          <w:tcPr>
+            <w:tcW w:w="5670" w:type="dxa"/>
           </w:tcPr>
           <w:p>
             <w:pPr>
@@ -6161,7 +6429,7 @@
       <w:tr>
         <w:tc>
           <w:tcPr>
-            <w:tcW w:w="3823" w:type="dxa"/>
+            <w:tcW w:w="3964" w:type="dxa"/>
           </w:tcPr>
           <w:p>
             <w:pPr>
@@ -6185,11 +6453,22 @@
               </w:rPr>
               <w:t>Normativa ambiental</w:t>
             </w:r>
-          </w:p>
-        </w:tc>
-        <w:tc>
-          <w:tcPr>
-            <w:tcW w:w="5811" w:type="dxa"/>
+            <w:r>
+              <w:rPr>
+                <w:rFonts w:asciiTheme="minorHAnsi" w:hAnsiTheme="minorHAnsi" w:cstheme="minorHAnsi"/>
+                <w:bCs w:val="0"/>
+                <w:color w:val="auto"/>
+                <w:sz w:val="28"/>
+                <w:szCs w:val="28"/>
+                <w:bdr w:val="none" w:sz="0" w:space="0" w:color="auto" w:frame="1"/>
+              </w:rPr>
+              <w:t>.</w:t>
+            </w:r>
+          </w:p>
+        </w:tc>
+        <w:tc>
+          <w:tcPr>
+            <w:tcW w:w="5670" w:type="dxa"/>
           </w:tcPr>
           <w:p>
             <w:pPr>
@@ -6220,7 +6499,7 @@
         </w:trPr>
         <w:tc>
           <w:tcPr>
-            <w:tcW w:w="3823" w:type="dxa"/>
+            <w:tcW w:w="3964" w:type="dxa"/>
           </w:tcPr>
           <w:p>
             <w:pPr>
@@ -6245,11 +6524,22 @@
               </w:rPr>
               <w:t>Sistema de Gestión de Seguridad y Salud en el Trabajo</w:t>
             </w:r>
-          </w:p>
-        </w:tc>
-        <w:tc>
-          <w:tcPr>
-            <w:tcW w:w="5811" w:type="dxa"/>
+            <w:r>
+              <w:rPr>
+                <w:rFonts w:asciiTheme="minorHAnsi" w:hAnsiTheme="minorHAnsi" w:cstheme="minorHAnsi"/>
+                <w:bCs w:val="0"/>
+                <w:color w:val="auto"/>
+                <w:sz w:val="28"/>
+                <w:szCs w:val="28"/>
+                <w:bdr w:val="none" w:sz="0" w:space="0" w:color="auto" w:frame="1"/>
+              </w:rPr>
+              <w:t>.</w:t>
+            </w:r>
+          </w:p>
+        </w:tc>
+        <w:tc>
+          <w:tcPr>
+            <w:tcW w:w="5670" w:type="dxa"/>
           </w:tcPr>
           <w:p>
             <w:pPr>
@@ -6325,9 +6615,29 @@
     </w:p>
     <w:p>
       <w:pPr>
+        <w:spacing w:before="0" w:after="0"/>
+      </w:pPr>
+    </w:p>
+    <w:p>
+      <w:pPr>
+        <w:spacing w:before="0" w:after="0"/>
+      </w:pPr>
+    </w:p>
+    <w:p>
+      <w:pPr>
+        <w:spacing w:before="0" w:after="0"/>
+      </w:pPr>
+    </w:p>
+    <w:p>
+      <w:pPr>
+        <w:spacing w:before="0" w:after="0"/>
+      </w:pPr>
+    </w:p>
+    <w:p>
+      <w:pPr>
         <w:pStyle w:val="Ttulo1"/>
       </w:pPr>
-      <w:bookmarkStart w:id="5" w:name="_Toc237942994"/>
+      <w:bookmarkStart w:id="5" w:name="_Toc240958926"/>
       <w:r>
         <w:lastRenderedPageBreak/>
         <w:t>Prestadores de servicios turísticos en el destino</w:t>
@@ -6457,6 +6767,17 @@
               </w:rPr>
               <w:t>Agencias de viajes</w:t>
             </w:r>
+            <w:r>
+              <w:rPr>
+                <w:rFonts w:asciiTheme="minorHAnsi" w:hAnsiTheme="minorHAnsi" w:cstheme="minorHAnsi"/>
+                <w:bCs w:val="0"/>
+                <w:color w:val="auto"/>
+                <w:sz w:val="28"/>
+                <w:szCs w:val="28"/>
+                <w:bdr w:val="none" w:sz="0" w:space="0" w:color="auto" w:frame="1"/>
+              </w:rPr>
+              <w:t>.</w:t>
+            </w:r>
           </w:p>
         </w:tc>
         <w:tc>
@@ -6515,6 +6836,17 @@
                 <w:bdr w:val="none" w:sz="0" w:space="0" w:color="auto" w:frame="1"/>
               </w:rPr>
               <w:t>Operadores de turismo de aventura</w:t>
+            </w:r>
+            <w:r>
+              <w:rPr>
+                <w:rFonts w:asciiTheme="minorHAnsi" w:hAnsiTheme="minorHAnsi" w:cstheme="minorHAnsi"/>
+                <w:bCs w:val="0"/>
+                <w:color w:val="auto"/>
+                <w:sz w:val="28"/>
+                <w:szCs w:val="28"/>
+                <w:bdr w:val="none" w:sz="0" w:space="0" w:color="auto" w:frame="1"/>
+              </w:rPr>
+              <w:t>.</w:t>
             </w:r>
           </w:p>
         </w:tc>
@@ -6578,6 +6910,17 @@
               </w:rPr>
               <w:t>Guías de turismo</w:t>
             </w:r>
+            <w:r>
+              <w:rPr>
+                <w:rFonts w:asciiTheme="minorHAnsi" w:hAnsiTheme="minorHAnsi" w:cstheme="minorHAnsi"/>
+                <w:bCs w:val="0"/>
+                <w:color w:val="auto"/>
+                <w:sz w:val="28"/>
+                <w:szCs w:val="28"/>
+                <w:bdr w:val="none" w:sz="0" w:space="0" w:color="auto" w:frame="1"/>
+              </w:rPr>
+              <w:t>.</w:t>
+            </w:r>
           </w:p>
         </w:tc>
         <w:tc>
@@ -6636,6 +6979,17 @@
                 <w:bdr w:val="none" w:sz="0" w:space="0" w:color="auto" w:frame="1"/>
               </w:rPr>
               <w:t>Establecimientos de alojamiento</w:t>
+            </w:r>
+            <w:r>
+              <w:rPr>
+                <w:rFonts w:asciiTheme="minorHAnsi" w:hAnsiTheme="minorHAnsi" w:cstheme="minorHAnsi"/>
+                <w:bCs w:val="0"/>
+                <w:color w:val="auto"/>
+                <w:sz w:val="28"/>
+                <w:szCs w:val="28"/>
+                <w:bdr w:val="none" w:sz="0" w:space="0" w:color="auto" w:frame="1"/>
+              </w:rPr>
+              <w:t>.</w:t>
             </w:r>
           </w:p>
         </w:tc>
@@ -6699,6 +7053,17 @@
               </w:rPr>
               <w:t>Empresas de transporte turístico</w:t>
             </w:r>
+            <w:r>
+              <w:rPr>
+                <w:rFonts w:asciiTheme="minorHAnsi" w:hAnsiTheme="minorHAnsi" w:cstheme="minorHAnsi"/>
+                <w:bCs w:val="0"/>
+                <w:color w:val="auto"/>
+                <w:sz w:val="28"/>
+                <w:szCs w:val="28"/>
+                <w:bdr w:val="none" w:sz="0" w:space="0" w:color="auto" w:frame="1"/>
+              </w:rPr>
+              <w:t>.</w:t>
+            </w:r>
           </w:p>
         </w:tc>
         <w:tc>
@@ -6761,6 +7126,17 @@
               </w:rPr>
               <w:t>Restaurantes y servicios gastronómicos</w:t>
             </w:r>
+            <w:r>
+              <w:rPr>
+                <w:rFonts w:asciiTheme="minorHAnsi" w:hAnsiTheme="minorHAnsi" w:cstheme="minorHAnsi"/>
+                <w:bCs w:val="0"/>
+                <w:color w:val="auto"/>
+                <w:sz w:val="28"/>
+                <w:szCs w:val="28"/>
+                <w:bdr w:val="none" w:sz="0" w:space="0" w:color="auto" w:frame="1"/>
+              </w:rPr>
+              <w:t>.</w:t>
+            </w:r>
           </w:p>
         </w:tc>
         <w:tc>
@@ -6824,6 +7200,17 @@
               <w:lastRenderedPageBreak/>
               <w:t>Centros recreativos</w:t>
             </w:r>
+            <w:r>
+              <w:rPr>
+                <w:rFonts w:asciiTheme="minorHAnsi" w:hAnsiTheme="minorHAnsi" w:cstheme="minorHAnsi"/>
+                <w:bCs w:val="0"/>
+                <w:color w:val="auto"/>
+                <w:sz w:val="28"/>
+                <w:szCs w:val="28"/>
+                <w:bdr w:val="none" w:sz="0" w:space="0" w:color="auto" w:frame="1"/>
+              </w:rPr>
+              <w:t>.</w:t>
+            </w:r>
           </w:p>
         </w:tc>
         <w:tc>
@@ -6941,14 +7328,9 @@
     </w:p>
     <w:p>
       <w:pPr>
-        <w:spacing w:before="0" w:after="0"/>
-      </w:pPr>
-    </w:p>
-    <w:p>
-      <w:pPr>
         <w:pStyle w:val="Ttulo2"/>
       </w:pPr>
-      <w:bookmarkStart w:id="6" w:name="_Toc237942995"/>
+      <w:bookmarkStart w:id="6" w:name="_Toc240958927"/>
       <w:r>
         <w:t>Atractivo turístico</w:t>
       </w:r>
@@ -7150,7 +7532,7 @@
       <w:pPr>
         <w:pStyle w:val="Ttulo2"/>
       </w:pPr>
-      <w:bookmarkStart w:id="7" w:name="_Toc237942996"/>
+      <w:bookmarkStart w:id="7" w:name="_Toc240958928"/>
       <w:r>
         <w:lastRenderedPageBreak/>
         <w:t>Clasificación de los atractivos turísticos según la metodología colombiana</w:t>
@@ -7209,8 +7591,8 @@
         <w:tblLook w:val="04A0" w:firstRow="1" w:lastRow="0" w:firstColumn="1" w:lastColumn="0" w:noHBand="0" w:noVBand="1"/>
       </w:tblPr>
       <w:tblGrid>
-        <w:gridCol w:w="3681"/>
-        <w:gridCol w:w="6237"/>
+        <w:gridCol w:w="3539"/>
+        <w:gridCol w:w="6379"/>
       </w:tblGrid>
       <w:tr>
         <w:trPr>
@@ -7219,7 +7601,7 @@
         </w:trPr>
         <w:tc>
           <w:tcPr>
-            <w:tcW w:w="3681" w:type="dxa"/>
+            <w:tcW w:w="3539" w:type="dxa"/>
           </w:tcPr>
           <w:p>
             <w:pPr>
@@ -7244,7 +7626,7 @@
         </w:tc>
         <w:tc>
           <w:tcPr>
-            <w:tcW w:w="6237" w:type="dxa"/>
+            <w:tcW w:w="6379" w:type="dxa"/>
           </w:tcPr>
           <w:p>
             <w:pPr>
@@ -7274,7 +7656,7 @@
         </w:trPr>
         <w:tc>
           <w:tcPr>
-            <w:tcW w:w="3681" w:type="dxa"/>
+            <w:tcW w:w="3539" w:type="dxa"/>
           </w:tcPr>
           <w:p>
             <w:pPr>
@@ -7296,11 +7678,20 @@
               </w:rPr>
               <w:t>Patrimonio material inmueble</w:t>
             </w:r>
-          </w:p>
-        </w:tc>
-        <w:tc>
-          <w:tcPr>
-            <w:tcW w:w="6237" w:type="dxa"/>
+            <w:r>
+              <w:rPr>
+                <w:rFonts w:asciiTheme="minorHAnsi" w:hAnsiTheme="minorHAnsi" w:cstheme="minorHAnsi"/>
+                <w:color w:val="auto"/>
+                <w:sz w:val="28"/>
+                <w:szCs w:val="28"/>
+              </w:rPr>
+              <w:t>.</w:t>
+            </w:r>
+          </w:p>
+        </w:tc>
+        <w:tc>
+          <w:tcPr>
+            <w:tcW w:w="6379" w:type="dxa"/>
           </w:tcPr>
           <w:p>
             <w:pPr>
@@ -7328,7 +7719,7 @@
       <w:tr>
         <w:tc>
           <w:tcPr>
-            <w:tcW w:w="3681" w:type="dxa"/>
+            <w:tcW w:w="3539" w:type="dxa"/>
           </w:tcPr>
           <w:p>
             <w:pPr>
@@ -7350,11 +7741,20 @@
               </w:rPr>
               <w:t>Patrimonio material mueble</w:t>
             </w:r>
-          </w:p>
-        </w:tc>
-        <w:tc>
-          <w:tcPr>
-            <w:tcW w:w="6237" w:type="dxa"/>
+            <w:r>
+              <w:rPr>
+                <w:rFonts w:asciiTheme="minorHAnsi" w:hAnsiTheme="minorHAnsi" w:cstheme="minorHAnsi"/>
+                <w:color w:val="auto"/>
+                <w:sz w:val="28"/>
+                <w:szCs w:val="28"/>
+              </w:rPr>
+              <w:t>.</w:t>
+            </w:r>
+          </w:p>
+        </w:tc>
+        <w:tc>
+          <w:tcPr>
+            <w:tcW w:w="6379" w:type="dxa"/>
           </w:tcPr>
           <w:p>
             <w:pPr>
@@ -7385,7 +7785,7 @@
         </w:trPr>
         <w:tc>
           <w:tcPr>
-            <w:tcW w:w="3681" w:type="dxa"/>
+            <w:tcW w:w="3539" w:type="dxa"/>
           </w:tcPr>
           <w:p>
             <w:pPr>
@@ -7407,11 +7807,20 @@
               </w:rPr>
               <w:t>Patrimonio inmaterial</w:t>
             </w:r>
-          </w:p>
-        </w:tc>
-        <w:tc>
-          <w:tcPr>
-            <w:tcW w:w="6237" w:type="dxa"/>
+            <w:r>
+              <w:rPr>
+                <w:rFonts w:asciiTheme="minorHAnsi" w:hAnsiTheme="minorHAnsi" w:cstheme="minorHAnsi"/>
+                <w:color w:val="auto"/>
+                <w:sz w:val="28"/>
+                <w:szCs w:val="28"/>
+              </w:rPr>
+              <w:t>.</w:t>
+            </w:r>
+          </w:p>
+        </w:tc>
+        <w:tc>
+          <w:tcPr>
+            <w:tcW w:w="6379" w:type="dxa"/>
           </w:tcPr>
           <w:p>
             <w:pPr>
@@ -7439,7 +7848,7 @@
       <w:tr>
         <w:tc>
           <w:tcPr>
-            <w:tcW w:w="3681" w:type="dxa"/>
+            <w:tcW w:w="3539" w:type="dxa"/>
           </w:tcPr>
           <w:p>
             <w:pPr>
@@ -7461,11 +7870,20 @@
               </w:rPr>
               <w:t>Festividades y eventos</w:t>
             </w:r>
-          </w:p>
-        </w:tc>
-        <w:tc>
-          <w:tcPr>
-            <w:tcW w:w="6237" w:type="dxa"/>
+            <w:r>
+              <w:rPr>
+                <w:rFonts w:asciiTheme="minorHAnsi" w:hAnsiTheme="minorHAnsi" w:cstheme="minorHAnsi"/>
+                <w:color w:val="auto"/>
+                <w:sz w:val="28"/>
+                <w:szCs w:val="28"/>
+              </w:rPr>
+              <w:t>.</w:t>
+            </w:r>
+          </w:p>
+        </w:tc>
+        <w:tc>
+          <w:tcPr>
+            <w:tcW w:w="6379" w:type="dxa"/>
           </w:tcPr>
           <w:p>
             <w:pPr>
@@ -7496,7 +7914,7 @@
         </w:trPr>
         <w:tc>
           <w:tcPr>
-            <w:tcW w:w="3681" w:type="dxa"/>
+            <w:tcW w:w="3539" w:type="dxa"/>
           </w:tcPr>
           <w:p>
             <w:pPr>
@@ -7518,11 +7936,20 @@
               </w:rPr>
               <w:t>Grupos de especial interés</w:t>
             </w:r>
-          </w:p>
-        </w:tc>
-        <w:tc>
-          <w:tcPr>
-            <w:tcW w:w="6237" w:type="dxa"/>
+            <w:r>
+              <w:rPr>
+                <w:rFonts w:asciiTheme="minorHAnsi" w:hAnsiTheme="minorHAnsi" w:cstheme="minorHAnsi"/>
+                <w:color w:val="auto"/>
+                <w:sz w:val="28"/>
+                <w:szCs w:val="28"/>
+              </w:rPr>
+              <w:t>.</w:t>
+            </w:r>
+          </w:p>
+        </w:tc>
+        <w:tc>
+          <w:tcPr>
+            <w:tcW w:w="6379" w:type="dxa"/>
           </w:tcPr>
           <w:p>
             <w:pPr>
@@ -7542,7 +7969,25 @@
                 <w:sz w:val="28"/>
                 <w:szCs w:val="28"/>
               </w:rPr>
-              <w:t>Comunidades indígenas, negras, raizales y ROM.</w:t>
+              <w:t>Comunidades indígenas, negras, raizales y R</w:t>
+            </w:r>
+            <w:r>
+              <w:rPr>
+                <w:rFonts w:asciiTheme="minorHAnsi" w:hAnsiTheme="minorHAnsi" w:cstheme="minorHAnsi"/>
+                <w:color w:val="auto"/>
+                <w:sz w:val="28"/>
+                <w:szCs w:val="28"/>
+              </w:rPr>
+              <w:t>r</w:t>
+            </w:r>
+            <w:r>
+              <w:rPr>
+                <w:rFonts w:asciiTheme="minorHAnsi" w:hAnsiTheme="minorHAnsi" w:cstheme="minorHAnsi"/>
+                <w:color w:val="auto"/>
+                <w:sz w:val="28"/>
+                <w:szCs w:val="28"/>
+              </w:rPr>
+              <w:t>OM.</w:t>
             </w:r>
           </w:p>
         </w:tc>
@@ -7592,7 +8037,13 @@
         <w:pStyle w:val="Tabla"/>
       </w:pPr>
       <w:r>
-        <w:t>Clasificación sitios naturales</w:t>
+        <w:t xml:space="preserve">Clasificación </w:t>
+      </w:r>
+      <w:r>
+        <w:t xml:space="preserve">de </w:t>
+      </w:r>
+      <w:r>
+        <w:t>sitios naturales</w:t>
       </w:r>
     </w:p>
     <w:tbl>
@@ -7863,6 +8314,15 @@
               </w:rPr>
               <w:t>Aguas lénticas</w:t>
             </w:r>
+            <w:r>
+              <w:rPr>
+                <w:rFonts w:asciiTheme="minorHAnsi" w:hAnsiTheme="minorHAnsi" w:cstheme="minorHAnsi"/>
+                <w:color w:val="auto"/>
+                <w:sz w:val="28"/>
+                <w:szCs w:val="28"/>
+              </w:rPr>
+              <w:t>.</w:t>
+            </w:r>
           </w:p>
         </w:tc>
         <w:tc>
@@ -7922,6 +8382,15 @@
               </w:rPr>
               <w:t>Aguas lóticas</w:t>
             </w:r>
+            <w:r>
+              <w:rPr>
+                <w:rFonts w:asciiTheme="minorHAnsi" w:hAnsiTheme="minorHAnsi" w:cstheme="minorHAnsi"/>
+                <w:color w:val="auto"/>
+                <w:sz w:val="28"/>
+                <w:szCs w:val="28"/>
+              </w:rPr>
+              <w:t>.</w:t>
+            </w:r>
           </w:p>
         </w:tc>
         <w:tc>
@@ -7977,6 +8446,15 @@
                 <w:szCs w:val="28"/>
               </w:rPr>
               <w:t>Costas litorales</w:t>
+            </w:r>
+            <w:r>
+              <w:rPr>
+                <w:rFonts w:asciiTheme="minorHAnsi" w:hAnsiTheme="minorHAnsi" w:cstheme="minorHAnsi"/>
+                <w:color w:val="auto"/>
+                <w:sz w:val="28"/>
+                <w:szCs w:val="28"/>
+              </w:rPr>
+              <w:t>.</w:t>
             </w:r>
           </w:p>
         </w:tc>
@@ -8037,6 +8515,15 @@
               </w:rPr>
               <w:t>Tierras insulares</w:t>
             </w:r>
+            <w:r>
+              <w:rPr>
+                <w:rFonts w:asciiTheme="minorHAnsi" w:hAnsiTheme="minorHAnsi" w:cstheme="minorHAnsi"/>
+                <w:color w:val="auto"/>
+                <w:sz w:val="28"/>
+                <w:szCs w:val="28"/>
+              </w:rPr>
+              <w:t>.</w:t>
+            </w:r>
           </w:p>
         </w:tc>
         <w:tc>
@@ -8092,6 +8579,15 @@
                 <w:szCs w:val="28"/>
               </w:rPr>
               <w:t>Lugares de observación de flora y fauna</w:t>
+            </w:r>
+            <w:r>
+              <w:rPr>
+                <w:rFonts w:asciiTheme="minorHAnsi" w:hAnsiTheme="minorHAnsi" w:cstheme="minorHAnsi"/>
+                <w:color w:val="auto"/>
+                <w:sz w:val="28"/>
+                <w:szCs w:val="28"/>
+              </w:rPr>
+              <w:t>.</w:t>
             </w:r>
           </w:p>
         </w:tc>
@@ -8152,6 +8648,15 @@
               </w:rPr>
               <w:t>Áreas protegidas</w:t>
             </w:r>
+            <w:r>
+              <w:rPr>
+                <w:rFonts w:asciiTheme="minorHAnsi" w:hAnsiTheme="minorHAnsi" w:cstheme="minorHAnsi"/>
+                <w:color w:val="auto"/>
+                <w:sz w:val="28"/>
+                <w:szCs w:val="28"/>
+              </w:rPr>
+              <w:t>.</w:t>
+            </w:r>
           </w:p>
         </w:tc>
         <w:tc>
@@ -8207,6 +8712,15 @@
                 <w:szCs w:val="28"/>
               </w:rPr>
               <w:t>Aguas subterráneas</w:t>
+            </w:r>
+            <w:r>
+              <w:rPr>
+                <w:rFonts w:asciiTheme="minorHAnsi" w:hAnsiTheme="minorHAnsi" w:cstheme="minorHAnsi"/>
+                <w:color w:val="auto"/>
+                <w:sz w:val="28"/>
+                <w:szCs w:val="28"/>
+              </w:rPr>
+              <w:t>.</w:t>
             </w:r>
           </w:p>
         </w:tc>
@@ -8266,6 +8780,15 @@
                 <w:szCs w:val="28"/>
               </w:rPr>
               <w:t>Formaciones kársticas</w:t>
+            </w:r>
+            <w:r>
+              <w:rPr>
+                <w:rFonts w:asciiTheme="minorHAnsi" w:hAnsiTheme="minorHAnsi" w:cstheme="minorHAnsi"/>
+                <w:color w:val="auto"/>
+                <w:sz w:val="28"/>
+                <w:szCs w:val="28"/>
+              </w:rPr>
+              <w:t>.</w:t>
             </w:r>
           </w:p>
         </w:tc>
@@ -8998,12 +9521,7 @@
     </w:p>
     <w:p>
       <w:pPr>
-        <w:spacing w:before="0" w:after="0"/>
-      </w:pPr>
-    </w:p>
-    <w:p>
-      <w:pPr>
-        <w:spacing w:before="0" w:after="0"/>
+        <w:spacing w:after="0"/>
       </w:pPr>
       <w:r>
         <w:t>En el turismo de aventura, los atractivos naturales representan el principal escenario para el desarrollo de experiencias recreativas, deportivas y de contacto directo con la naturaleza.</w:t>
@@ -9011,14 +9529,9 @@
     </w:p>
     <w:p>
       <w:pPr>
-        <w:spacing w:before="0" w:after="0"/>
-      </w:pPr>
-    </w:p>
-    <w:p>
-      <w:pPr>
         <w:pStyle w:val="Ttulo2"/>
       </w:pPr>
-      <w:bookmarkStart w:id="8" w:name="_Toc237942997"/>
+      <w:bookmarkStart w:id="8" w:name="_Toc240958929"/>
       <w:r>
         <w:t>Recurso turístico</w:t>
       </w:r>
@@ -9070,22 +9583,20 @@
         <w:tc>
           <w:tcPr>
             <w:tcW w:w="3681" w:type="dxa"/>
-            <w:vAlign w:val="center"/>
           </w:tcPr>
           <w:p>
             <w:pPr>
               <w:pStyle w:val="Tablas"/>
               <w:rPr>
-                <w:rFonts w:ascii="Calibri" w:hAnsi="Calibri" w:cs="Calibri"/>
-                <w:color w:val="auto"/>
-                <w:sz w:val="28"/>
-                <w:szCs w:val="28"/>
-              </w:rPr>
-            </w:pPr>
-            <w:r>
-              <w:rPr>
-                <w:rFonts w:ascii="Calibri" w:hAnsi="Calibri" w:cs="Calibri"/>
-                <w:color w:val="auto"/>
+                <w:rFonts w:asciiTheme="minorHAnsi" w:hAnsiTheme="minorHAnsi" w:cstheme="minorHAnsi"/>
+                <w:color w:val="auto"/>
+                <w:sz w:val="28"/>
+                <w:szCs w:val="28"/>
+              </w:rPr>
+            </w:pPr>
+            <w:r>
+              <w:rPr>
+                <w:rFonts w:asciiTheme="minorHAnsi" w:hAnsiTheme="minorHAnsi" w:cstheme="minorHAnsi"/>
                 <w:sz w:val="28"/>
                 <w:szCs w:val="28"/>
               </w:rPr>
@@ -9096,22 +9607,20 @@
         <w:tc>
           <w:tcPr>
             <w:tcW w:w="6095" w:type="dxa"/>
-            <w:vAlign w:val="center"/>
           </w:tcPr>
           <w:p>
             <w:pPr>
               <w:pStyle w:val="Tablas"/>
               <w:rPr>
-                <w:rFonts w:ascii="Calibri" w:hAnsi="Calibri" w:cs="Calibri"/>
-                <w:color w:val="auto"/>
-                <w:sz w:val="28"/>
-                <w:szCs w:val="28"/>
-              </w:rPr>
-            </w:pPr>
-            <w:r>
-              <w:rPr>
-                <w:rFonts w:ascii="Calibri" w:hAnsi="Calibri" w:cs="Calibri"/>
-                <w:color w:val="auto"/>
+                <w:rFonts w:asciiTheme="minorHAnsi" w:hAnsiTheme="minorHAnsi" w:cstheme="minorHAnsi"/>
+                <w:color w:val="auto"/>
+                <w:sz w:val="28"/>
+                <w:szCs w:val="28"/>
+              </w:rPr>
+            </w:pPr>
+            <w:r>
+              <w:rPr>
+                <w:rFonts w:asciiTheme="minorHAnsi" w:hAnsiTheme="minorHAnsi" w:cstheme="minorHAnsi"/>
                 <w:sz w:val="28"/>
                 <w:szCs w:val="28"/>
               </w:rPr>
@@ -9127,13 +9636,12 @@
         <w:tc>
           <w:tcPr>
             <w:tcW w:w="3681" w:type="dxa"/>
-            <w:vAlign w:val="center"/>
           </w:tcPr>
           <w:p>
             <w:pPr>
               <w:pStyle w:val="Tablas"/>
               <w:rPr>
-                <w:rFonts w:ascii="Calibri" w:hAnsi="Calibri" w:cs="Calibri"/>
+                <w:rFonts w:asciiTheme="minorHAnsi" w:hAnsiTheme="minorHAnsi" w:cstheme="minorHAnsi"/>
                 <w:b/>
                 <w:bCs w:val="0"/>
                 <w:color w:val="auto"/>
@@ -9143,28 +9651,92 @@
             </w:pPr>
             <w:r>
               <w:rPr>
-                <w:rFonts w:ascii="Calibri" w:hAnsi="Calibri" w:cs="Calibri"/>
+                <w:rFonts w:asciiTheme="minorHAnsi" w:hAnsiTheme="minorHAnsi" w:cstheme="minorHAnsi"/>
+                <w:sz w:val="28"/>
+                <w:szCs w:val="28"/>
+              </w:rPr>
+              <w:t>Posee potencial turístico</w:t>
+            </w:r>
+            <w:r>
+              <w:rPr>
+                <w:rFonts w:asciiTheme="minorHAnsi" w:hAnsiTheme="minorHAnsi" w:cstheme="minorHAnsi"/>
+                <w:sz w:val="28"/>
+                <w:szCs w:val="28"/>
+              </w:rPr>
+              <w:t>.</w:t>
+            </w:r>
+          </w:p>
+        </w:tc>
+        <w:tc>
+          <w:tcPr>
+            <w:tcW w:w="6095" w:type="dxa"/>
+          </w:tcPr>
+          <w:p>
+            <w:pPr>
+              <w:pStyle w:val="Tablas"/>
+              <w:rPr>
+                <w:rFonts w:asciiTheme="minorHAnsi" w:hAnsiTheme="minorHAnsi" w:cstheme="minorHAnsi"/>
+                <w:bCs w:val="0"/>
+                <w:color w:val="auto"/>
+                <w:sz w:val="28"/>
+                <w:szCs w:val="28"/>
+              </w:rPr>
+            </w:pPr>
+            <w:r>
+              <w:rPr>
+                <w:rFonts w:asciiTheme="minorHAnsi" w:hAnsiTheme="minorHAnsi" w:cstheme="minorHAnsi"/>
+                <w:sz w:val="28"/>
+                <w:szCs w:val="28"/>
+              </w:rPr>
+              <w:t>Posee uso turístico inmediato.</w:t>
+            </w:r>
+          </w:p>
+        </w:tc>
+      </w:tr>
+      <w:tr>
+        <w:tc>
+          <w:tcPr>
+            <w:tcW w:w="3681" w:type="dxa"/>
+          </w:tcPr>
+          <w:p>
+            <w:pPr>
+              <w:pStyle w:val="Tablas"/>
+              <w:rPr>
+                <w:rFonts w:asciiTheme="minorHAnsi" w:hAnsiTheme="minorHAnsi" w:cstheme="minorHAnsi"/>
                 <w:b/>
                 <w:bCs w:val="0"/>
                 <w:color w:val="auto"/>
                 <w:sz w:val="28"/>
                 <w:szCs w:val="28"/>
-                <w:bdr w:val="none" w:sz="0" w:space="0" w:color="auto" w:frame="1"/>
-              </w:rPr>
-              <w:t>Posee potencial turístico</w:t>
+              </w:rPr>
+            </w:pPr>
+            <w:r>
+              <w:rPr>
+                <w:rFonts w:asciiTheme="minorHAnsi" w:hAnsiTheme="minorHAnsi" w:cstheme="minorHAnsi"/>
+                <w:sz w:val="28"/>
+                <w:szCs w:val="28"/>
+              </w:rPr>
+              <w:t>Requiere adecuación y fortalecimiento</w:t>
+            </w:r>
+            <w:r>
+              <w:rPr>
+                <w:rFonts w:asciiTheme="minorHAnsi" w:hAnsiTheme="minorHAnsi" w:cstheme="minorHAnsi"/>
+                <w:sz w:val="28"/>
+                <w:szCs w:val="28"/>
+              </w:rPr>
+              <w:t>.</w:t>
             </w:r>
           </w:p>
         </w:tc>
         <w:tc>
           <w:tcPr>
             <w:tcW w:w="6095" w:type="dxa"/>
-            <w:vAlign w:val="center"/>
           </w:tcPr>
           <w:p>
             <w:pPr>
               <w:pStyle w:val="Tablas"/>
               <w:rPr>
-                <w:rFonts w:ascii="Calibri" w:hAnsi="Calibri" w:cs="Calibri"/>
+                <w:rFonts w:asciiTheme="minorHAnsi" w:hAnsiTheme="minorHAnsi" w:cstheme="minorHAnsi"/>
                 <w:bCs w:val="0"/>
                 <w:color w:val="auto"/>
                 <w:sz w:val="28"/>
@@ -9173,68 +9745,7 @@
             </w:pPr>
             <w:r>
               <w:rPr>
-                <w:rFonts w:ascii="Calibri" w:hAnsi="Calibri" w:cs="Calibri"/>
-                <w:color w:val="auto"/>
-                <w:sz w:val="28"/>
-                <w:szCs w:val="28"/>
-              </w:rPr>
-              <w:t>Posee uso turístico inmediato.</w:t>
-            </w:r>
-          </w:p>
-        </w:tc>
-      </w:tr>
-      <w:tr>
-        <w:tc>
-          <w:tcPr>
-            <w:tcW w:w="3681" w:type="dxa"/>
-            <w:vAlign w:val="center"/>
-          </w:tcPr>
-          <w:p>
-            <w:pPr>
-              <w:pStyle w:val="Tablas"/>
-              <w:rPr>
-                <w:rFonts w:ascii="Calibri" w:hAnsi="Calibri" w:cs="Calibri"/>
-                <w:b/>
-                <w:bCs w:val="0"/>
-                <w:color w:val="auto"/>
-                <w:sz w:val="28"/>
-                <w:szCs w:val="28"/>
-              </w:rPr>
-            </w:pPr>
-            <w:r>
-              <w:rPr>
-                <w:rFonts w:ascii="Calibri" w:hAnsi="Calibri" w:cs="Calibri"/>
-                <w:b/>
-                <w:bCs w:val="0"/>
-                <w:color w:val="auto"/>
-                <w:sz w:val="28"/>
-                <w:szCs w:val="28"/>
-                <w:bdr w:val="none" w:sz="0" w:space="0" w:color="auto" w:frame="1"/>
-              </w:rPr>
-              <w:t>Requiere adecuación y fortalecimiento</w:t>
-            </w:r>
-          </w:p>
-        </w:tc>
-        <w:tc>
-          <w:tcPr>
-            <w:tcW w:w="6095" w:type="dxa"/>
-            <w:vAlign w:val="center"/>
-          </w:tcPr>
-          <w:p>
-            <w:pPr>
-              <w:pStyle w:val="Tablas"/>
-              <w:rPr>
-                <w:rFonts w:ascii="Calibri" w:hAnsi="Calibri" w:cs="Calibri"/>
-                <w:bCs w:val="0"/>
-                <w:color w:val="auto"/>
-                <w:sz w:val="28"/>
-                <w:szCs w:val="28"/>
-              </w:rPr>
-            </w:pPr>
-            <w:r>
-              <w:rPr>
-                <w:rFonts w:ascii="Calibri" w:hAnsi="Calibri" w:cs="Calibri"/>
-                <w:color w:val="auto"/>
+                <w:rFonts w:asciiTheme="minorHAnsi" w:hAnsiTheme="minorHAnsi" w:cstheme="minorHAnsi"/>
                 <w:sz w:val="28"/>
                 <w:szCs w:val="28"/>
               </w:rPr>
@@ -9250,13 +9761,12 @@
         <w:tc>
           <w:tcPr>
             <w:tcW w:w="3681" w:type="dxa"/>
-            <w:vAlign w:val="center"/>
           </w:tcPr>
           <w:p>
             <w:pPr>
               <w:pStyle w:val="Tablas"/>
               <w:rPr>
-                <w:rFonts w:ascii="Calibri" w:hAnsi="Calibri" w:cs="Calibri"/>
+                <w:rFonts w:asciiTheme="minorHAnsi" w:hAnsiTheme="minorHAnsi" w:cstheme="minorHAnsi"/>
                 <w:b/>
                 <w:bCs w:val="0"/>
                 <w:color w:val="auto"/>
@@ -9266,38 +9776,40 @@
             </w:pPr>
             <w:r>
               <w:rPr>
-                <w:rFonts w:ascii="Calibri" w:hAnsi="Calibri" w:cs="Calibri"/>
-                <w:b/>
+                <w:rFonts w:asciiTheme="minorHAnsi" w:hAnsiTheme="minorHAnsi" w:cstheme="minorHAnsi"/>
+                <w:sz w:val="28"/>
+                <w:szCs w:val="28"/>
+              </w:rPr>
+              <w:t>Tiene bajo reconocimiento turístico</w:t>
+            </w:r>
+            <w:r>
+              <w:rPr>
+                <w:rFonts w:asciiTheme="minorHAnsi" w:hAnsiTheme="minorHAnsi" w:cstheme="minorHAnsi"/>
+                <w:sz w:val="28"/>
+                <w:szCs w:val="28"/>
+              </w:rPr>
+              <w:t>.</w:t>
+            </w:r>
+          </w:p>
+        </w:tc>
+        <w:tc>
+          <w:tcPr>
+            <w:tcW w:w="6095" w:type="dxa"/>
+          </w:tcPr>
+          <w:p>
+            <w:pPr>
+              <w:pStyle w:val="Tablas"/>
+              <w:rPr>
+                <w:rFonts w:asciiTheme="minorHAnsi" w:hAnsiTheme="minorHAnsi" w:cstheme="minorHAnsi"/>
                 <w:bCs w:val="0"/>
                 <w:color w:val="auto"/>
                 <w:sz w:val="28"/>
                 <w:szCs w:val="28"/>
-                <w:bdr w:val="none" w:sz="0" w:space="0" w:color="auto" w:frame="1"/>
-              </w:rPr>
-              <w:t>Tiene bajo reconocimiento turístico</w:t>
-            </w:r>
-          </w:p>
-        </w:tc>
-        <w:tc>
-          <w:tcPr>
-            <w:tcW w:w="6095" w:type="dxa"/>
-            <w:vAlign w:val="center"/>
-          </w:tcPr>
-          <w:p>
-            <w:pPr>
-              <w:pStyle w:val="Tablas"/>
-              <w:rPr>
-                <w:rFonts w:ascii="Calibri" w:hAnsi="Calibri" w:cs="Calibri"/>
-                <w:bCs w:val="0"/>
-                <w:color w:val="auto"/>
-                <w:sz w:val="28"/>
-                <w:szCs w:val="28"/>
-              </w:rPr>
-            </w:pPr>
-            <w:r>
-              <w:rPr>
-                <w:rFonts w:ascii="Calibri" w:hAnsi="Calibri" w:cs="Calibri"/>
-                <w:color w:val="auto"/>
+              </w:rPr>
+            </w:pPr>
+            <w:r>
+              <w:rPr>
+                <w:rFonts w:asciiTheme="minorHAnsi" w:hAnsiTheme="minorHAnsi" w:cstheme="minorHAnsi"/>
                 <w:sz w:val="28"/>
                 <w:szCs w:val="28"/>
               </w:rPr>
@@ -9324,17 +9836,12 @@
       <w:pPr>
         <w:spacing w:before="0" w:after="0"/>
       </w:pPr>
-    </w:p>
-    <w:p>
-      <w:pPr>
-        <w:spacing w:before="0" w:after="0"/>
-      </w:pPr>
-      <w:r>
-        <w:t xml:space="preserve">La clasificación de los recursos turísticos sigue la misma estructura utilizada para los atractivos turísticos, agrupándose principalmente en dos categorías: patrimonio </w:t>
+      <w:r>
+        <w:t xml:space="preserve">La clasificación de los recursos turísticos sigue la misma estructura utilizada para los atractivos turísticos, agrupándose principalmente en dos categorías: patrimonio cultural y sitios naturales. Esta clasificación facilita la identificación de elementos con </w:t>
       </w:r>
       <w:r>
         <w:lastRenderedPageBreak/>
-        <w:t>cultural y sitios naturales. Esta clasificación facilita la identificación de elementos con potencial turístico que pueden ser objeto de procesos de conservación, puesta en valor y desarrollo turístico.</w:t>
+        <w:t>potencial turístico que pueden ser objeto de procesos de conservación, puesta en valor y desarrollo turístico.</w:t>
       </w:r>
     </w:p>
     <w:p>
@@ -9355,80 +9862,9 @@
     </w:p>
     <w:p>
       <w:pPr>
-        <w:spacing w:before="0" w:after="0"/>
-      </w:pPr>
-    </w:p>
-    <w:p>
-      <w:pPr>
-        <w:spacing w:before="0" w:after="0"/>
-      </w:pPr>
-    </w:p>
-    <w:p>
-      <w:pPr>
-        <w:spacing w:before="0" w:after="0"/>
-      </w:pPr>
-    </w:p>
-    <w:p>
-      <w:pPr>
-        <w:spacing w:before="0" w:after="0"/>
-      </w:pPr>
-    </w:p>
-    <w:p>
-      <w:pPr>
-        <w:spacing w:before="0" w:after="0"/>
-      </w:pPr>
-    </w:p>
-    <w:p>
-      <w:pPr>
-        <w:spacing w:before="0" w:after="0"/>
-      </w:pPr>
-    </w:p>
-    <w:p>
-      <w:pPr>
-        <w:spacing w:before="0" w:after="0"/>
-      </w:pPr>
-    </w:p>
-    <w:p>
-      <w:pPr>
-        <w:spacing w:before="0" w:after="0"/>
-      </w:pPr>
-    </w:p>
-    <w:p>
-      <w:pPr>
-        <w:spacing w:before="0" w:after="0"/>
-      </w:pPr>
-    </w:p>
-    <w:p>
-      <w:pPr>
-        <w:spacing w:before="0" w:after="0"/>
-      </w:pPr>
-    </w:p>
-    <w:p>
-      <w:pPr>
-        <w:spacing w:before="0" w:after="0"/>
-      </w:pPr>
-    </w:p>
-    <w:p>
-      <w:pPr>
-        <w:spacing w:before="0" w:after="0"/>
-      </w:pPr>
-    </w:p>
-    <w:p>
-      <w:pPr>
-        <w:spacing w:before="0" w:after="0"/>
-      </w:pPr>
-    </w:p>
-    <w:p>
-      <w:pPr>
-        <w:spacing w:before="0" w:after="0"/>
-      </w:pPr>
-    </w:p>
-    <w:p>
-      <w:pPr>
         <w:pStyle w:val="Figura"/>
       </w:pPr>
       <w:r>
-        <w:lastRenderedPageBreak/>
         <w:t>Recursos turísticos</w:t>
       </w:r>
     </w:p>
@@ -9487,15 +9923,6 @@
     </w:p>
     <w:p>
       <w:pPr>
-        <w:spacing w:before="0" w:after="0"/>
-        <w:rPr>
-          <w:b/>
-          <w:bCs/>
-        </w:rPr>
-      </w:pPr>
-    </w:p>
-    <w:p>
-      <w:pPr>
         <w:pStyle w:val="Prrafodelista"/>
         <w:numPr>
           <w:ilvl w:val="0"/>
@@ -9512,6 +9939,7 @@
           <w:b/>
           <w:bCs/>
         </w:rPr>
+        <w:lastRenderedPageBreak/>
         <w:t>Importancia de los recursos turísticos</w:t>
       </w:r>
     </w:p>
@@ -9545,28 +9973,6 @@
     </w:p>
     <w:p>
       <w:pPr>
-        <w:spacing w:before="0" w:after="0"/>
-        <w:rPr>
-          <w:b/>
-          <w:bCs/>
-          <w:sz w:val="32"/>
-          <w:szCs w:val="24"/>
-        </w:rPr>
-      </w:pPr>
-    </w:p>
-    <w:p>
-      <w:pPr>
-        <w:spacing w:before="0" w:after="0"/>
-        <w:rPr>
-          <w:b/>
-          <w:bCs/>
-          <w:sz w:val="32"/>
-          <w:szCs w:val="24"/>
-        </w:rPr>
-      </w:pPr>
-    </w:p>
-    <w:p>
-      <w:pPr>
         <w:pStyle w:val="Prrafodelista"/>
         <w:numPr>
           <w:ilvl w:val="0"/>
@@ -9583,7 +9989,6 @@
           <w:b/>
           <w:bCs/>
         </w:rPr>
-        <w:lastRenderedPageBreak/>
         <w:t>Reconocen las potencialidades del territorio</w:t>
       </w:r>
     </w:p>
@@ -9743,20 +10148,18 @@
         <w:ind w:left="1066" w:firstLine="0"/>
       </w:pPr>
       <w:r>
-        <w:t>Los inventarios turísticos permiten identificar, clasificar y evaluar los recursos existentes en un territorio. Esta información facilita la toma de decisiones, la priorización de acciones y la formulación de estrategias orientadas al desarrollo turístico sostenible y competitivo.</w:t>
-      </w:r>
-    </w:p>
-    <w:p>
-      <w:pPr>
-        <w:spacing w:before="0" w:after="0"/>
-        <w:ind w:left="1066" w:firstLine="0"/>
-      </w:pPr>
+        <w:t xml:space="preserve">Los inventarios turísticos permiten identificar, clasificar y evaluar los recursos existentes en un territorio. Esta información facilita la toma de decisiones, la </w:t>
+      </w:r>
+      <w:r>
+        <w:lastRenderedPageBreak/>
+        <w:t>priorización de acciones y la formulación de estrategias orientadas al desarrollo turístico sostenible y competitivo.</w:t>
+      </w:r>
     </w:p>
     <w:p>
       <w:pPr>
         <w:pStyle w:val="Ttulo2"/>
       </w:pPr>
-      <w:bookmarkStart w:id="9" w:name="_Toc237942998"/>
+      <w:bookmarkStart w:id="9" w:name="_Toc240958930"/>
       <w:r>
         <w:t>Planta turística</w:t>
       </w:r>
@@ -9767,11 +10170,7 @@
         <w:spacing w:before="0" w:after="0"/>
       </w:pPr>
       <w:r>
-        <w:t xml:space="preserve">La planta turística corresponde al conjunto de empresas, servicios, instalaciones y equipamientos que hacen posible la atención de las necesidades de las personas </w:t>
-      </w:r>
-      <w:r>
-        <w:lastRenderedPageBreak/>
-        <w:t>visitantes durante su estancia en un destino turístico. Su función principal es apoyar la operación turística y garantizar experiencias seguras, cómodas y satisfactorias.</w:t>
+        <w:t>La planta turística corresponde al conjunto de empresas, servicios, instalaciones y equipamientos que hacen posible la atención de las necesidades de las personas visitantes durante su estancia en un destino turístico. Su función principal es apoyar la operación turística y garantizar experiencias seguras, cómodas y satisfactorias.</w:t>
       </w:r>
     </w:p>
     <w:p>
@@ -10212,10 +10611,6 @@
         </w:tc>
       </w:tr>
     </w:tbl>
-    <w:p/>
-    <w:p/>
-    <w:p/>
-    <w:p/>
     <w:p>
       <w:pPr>
         <w:pStyle w:val="Figura"/>
@@ -10328,14 +10723,9 @@
     </w:p>
     <w:p>
       <w:pPr>
-        <w:spacing w:before="0" w:after="0"/>
-      </w:pPr>
-    </w:p>
-    <w:p>
-      <w:pPr>
         <w:pStyle w:val="Ttulo2"/>
       </w:pPr>
-      <w:bookmarkStart w:id="10" w:name="_Toc237942999"/>
+      <w:bookmarkStart w:id="10" w:name="_Toc240958931"/>
       <w:r>
         <w:t>Características geográficas de la zona</w:t>
       </w:r>
@@ -10508,7 +10898,6 @@
         <w:spacing w:before="0" w:after="0"/>
       </w:pPr>
       <w:r>
-        <w:lastRenderedPageBreak/>
         <w:t>Escalada.</w:t>
       </w:r>
     </w:p>
@@ -10522,6 +10911,7 @@
         <w:spacing w:before="0" w:after="0"/>
       </w:pPr>
       <w:r>
+        <w:lastRenderedPageBreak/>
         <w:t>Montañismo.</w:t>
       </w:r>
     </w:p>
@@ -10626,8 +11016,8 @@
       </w:tblPr>
       <w:tblGrid>
         <w:gridCol w:w="1838"/>
-        <w:gridCol w:w="4803"/>
-        <w:gridCol w:w="3321"/>
+        <w:gridCol w:w="4961"/>
+        <w:gridCol w:w="3163"/>
       </w:tblGrid>
       <w:tr>
         <w:trPr>
@@ -10662,7 +11052,7 @@
         </w:tc>
         <w:tc>
           <w:tcPr>
-            <w:tcW w:w="4803" w:type="dxa"/>
+            <w:tcW w:w="4961" w:type="dxa"/>
             <w:vAlign w:val="center"/>
           </w:tcPr>
           <w:p>
@@ -10688,7 +11078,7 @@
         </w:tc>
         <w:tc>
           <w:tcPr>
-            <w:tcW w:w="3321" w:type="dxa"/>
+            <w:tcW w:w="3163" w:type="dxa"/>
             <w:vAlign w:val="center"/>
           </w:tcPr>
           <w:p>
@@ -10746,7 +11136,7 @@
         </w:tc>
         <w:tc>
           <w:tcPr>
-            <w:tcW w:w="4803" w:type="dxa"/>
+            <w:tcW w:w="4961" w:type="dxa"/>
             <w:vAlign w:val="center"/>
           </w:tcPr>
           <w:p>
@@ -10773,7 +11163,7 @@
         </w:tc>
         <w:tc>
           <w:tcPr>
-            <w:tcW w:w="3321" w:type="dxa"/>
+            <w:tcW w:w="3163" w:type="dxa"/>
             <w:vAlign w:val="center"/>
           </w:tcPr>
           <w:p>
@@ -10849,7 +11239,7 @@
         </w:tc>
         <w:tc>
           <w:tcPr>
-            <w:tcW w:w="4803" w:type="dxa"/>
+            <w:tcW w:w="4961" w:type="dxa"/>
             <w:vAlign w:val="center"/>
           </w:tcPr>
           <w:p>
@@ -10876,7 +11266,7 @@
         </w:tc>
         <w:tc>
           <w:tcPr>
-            <w:tcW w:w="3321" w:type="dxa"/>
+            <w:tcW w:w="3163" w:type="dxa"/>
             <w:vAlign w:val="center"/>
           </w:tcPr>
           <w:p>
@@ -10935,7 +11325,7 @@
         </w:tc>
         <w:tc>
           <w:tcPr>
-            <w:tcW w:w="4803" w:type="dxa"/>
+            <w:tcW w:w="4961" w:type="dxa"/>
             <w:vAlign w:val="center"/>
           </w:tcPr>
           <w:p>
@@ -10962,7 +11352,7 @@
         </w:tc>
         <w:tc>
           <w:tcPr>
-            <w:tcW w:w="3321" w:type="dxa"/>
+            <w:tcW w:w="3163" w:type="dxa"/>
             <w:vAlign w:val="center"/>
           </w:tcPr>
           <w:p>
@@ -11027,7 +11417,7 @@
         </w:tc>
         <w:tc>
           <w:tcPr>
-            <w:tcW w:w="4803" w:type="dxa"/>
+            <w:tcW w:w="4961" w:type="dxa"/>
             <w:vAlign w:val="center"/>
           </w:tcPr>
           <w:p>
@@ -11054,7 +11444,7 @@
         </w:tc>
         <w:tc>
           <w:tcPr>
-            <w:tcW w:w="3321" w:type="dxa"/>
+            <w:tcW w:w="3163" w:type="dxa"/>
             <w:vAlign w:val="center"/>
           </w:tcPr>
           <w:p>
@@ -11139,7 +11529,6 @@
         <w:spacing w:before="0" w:after="0"/>
       </w:pPr>
       <w:r>
-        <w:lastRenderedPageBreak/>
         <w:t>Promover conservación ambiental.</w:t>
       </w:r>
     </w:p>
@@ -11153,6 +11542,7 @@
         <w:spacing w:before="0" w:after="0"/>
       </w:pPr>
       <w:r>
+        <w:lastRenderedPageBreak/>
         <w:t>Atraer segmentos especializados de mercado.</w:t>
       </w:r>
     </w:p>
@@ -11166,14 +11556,9 @@
     </w:p>
     <w:p>
       <w:pPr>
-        <w:spacing w:before="0" w:after="0"/>
-      </w:pPr>
-    </w:p>
-    <w:p>
-      <w:pPr>
         <w:pStyle w:val="Ttulo2"/>
       </w:pPr>
-      <w:bookmarkStart w:id="11" w:name="_Toc237943000"/>
+      <w:bookmarkStart w:id="11" w:name="_Toc240958932"/>
       <w:r>
         <w:t>Cliente en turismo de aventura</w:t>
       </w:r>
@@ -11263,7 +11648,7 @@
       <w:pPr>
         <w:pStyle w:val="Ttulo2"/>
       </w:pPr>
-      <w:bookmarkStart w:id="12" w:name="_Toc237943001"/>
+      <w:bookmarkStart w:id="12" w:name="_Toc240958933"/>
       <w:r>
         <w:lastRenderedPageBreak/>
         <w:t>Tipologías del cliente en turismo de aventura</w:t>
@@ -11817,17 +12202,12 @@
     </w:tbl>
     <w:p>
       <w:pPr>
-        <w:spacing w:before="0" w:after="0"/>
-      </w:pPr>
-    </w:p>
-    <w:p>
-      <w:pPr>
         <w:pStyle w:val="Prrafodelista"/>
         <w:numPr>
           <w:ilvl w:val="0"/>
           <w:numId w:val="13"/>
         </w:numPr>
-        <w:spacing w:before="0" w:after="0"/>
+        <w:spacing w:after="0"/>
         <w:rPr>
           <w:b/>
           <w:bCs/>
@@ -11908,6 +12288,13 @@
         </w:rPr>
         <w:t xml:space="preserve">Información clara </w:t>
       </w:r>
+      <w:r>
+        <w:rPr>
+          <w:b/>
+          <w:bCs/>
+        </w:rPr>
+        <w:t>y transparente</w:t>
+      </w:r>
     </w:p>
     <w:p>
       <w:pPr>
@@ -11945,7 +12332,7 @@
         <w:ind w:left="1069" w:firstLine="0"/>
       </w:pPr>
       <w:r>
-        <w:t>Existe un interés creciente por experiencias responsables con: el medio ambiente, las comunidades locales, la conservación cultural.</w:t>
+        <w:t>Existe un interés creciente por experiencias responsables con el medio ambiente, las comunidades locales y la conservación cultural.</w:t>
       </w:r>
     </w:p>
     <w:p>
@@ -12002,25 +12389,29 @@
     <w:p>
       <w:pPr>
         <w:spacing w:before="0" w:after="0"/>
-      </w:pPr>
-      <w:r>
-        <w:t>Aunque muchas experiencias buscan desconexión, las personas turistas continúan utilizando herramientas digitales para: reservas, navegación, fotografía, consulta de información, recomendaciones.</w:t>
-      </w:r>
-    </w:p>
-    <w:p>
-      <w:pPr>
-        <w:spacing w:before="0" w:after="0"/>
-      </w:pPr>
-      <w:r>
-        <w:t>Las motivaciones que impulsan la participación en actividades de turismo de aventura son diversas y responden a intereses físicos, emocionales, ambientales y culturales. Desde el ámbito físico, muchas personas buscan mejorar su bienestar corporal, fortalecer su condición física, cuidar su salud y reducir los niveles de estrés mediante actividades al aire libre. En el plano emocional, destacan motivaciones relacionadas con la búsqueda de adrenalina, diversión, satisfacción personal, superación de desafíos y sensación de libertad, elementos que diferencian al turismo de aventura de otras modalidades turísticas.</w:t>
-      </w:r>
-    </w:p>
-    <w:p>
-      <w:pPr>
-        <w:spacing w:before="0" w:after="0"/>
-      </w:pPr>
+        <w:ind w:left="1069" w:firstLine="0"/>
+      </w:pPr>
+      <w:r>
+        <w:t>Aunque muchas experiencias buscan desconexión, las personas turistas continúan utilizando herramientas digitales para reservas, navegación, fotografía, consulta de información y recomendaciones.</w:t>
+      </w:r>
+    </w:p>
+    <w:p>
+      <w:pPr>
+        <w:spacing w:after="0"/>
+      </w:pPr>
+      <w:r>
+        <w:t xml:space="preserve">Las motivaciones que impulsan la participación en actividades de turismo de aventura son diversas y responden a intereses físicos, emocionales, ambientales y culturales. Desde el ámbito físico, muchas personas buscan mejorar su bienestar corporal, fortalecer su condición física, cuidar su salud y reducir los niveles de estrés mediante actividades al aire libre. En el plano emocional, destacan motivaciones relacionadas con la búsqueda de adrenalina, diversión, satisfacción personal, </w:t>
+      </w:r>
       <w:r>
         <w:lastRenderedPageBreak/>
+        <w:t>superación de desafíos y sensación de libertad, elementos que diferencian al turismo de aventura de otras modalidades turísticas.</w:t>
+      </w:r>
+    </w:p>
+    <w:p>
+      <w:pPr>
+        <w:spacing w:before="0" w:after="0"/>
+      </w:pPr>
+      <w:r>
         <w:t>Por otra parte, las motivaciones ambientales han adquirido una importancia creciente, ya que cada vez más turistas desean interactuar con ecosistemas naturales, observar fauna y flora, participar en procesos de conservación y aprender sobre sostenibilidad ambiental. Asimismo, las motivaciones culturales impulsan a las personas a conocer comunidades locales, descubrir saberes ancestrales, disfrutar de la gastronomía tradicional y establecer contacto con diferentes expresiones culturales, enriqueciendo así su experiencia de viaje.</w:t>
       </w:r>
     </w:p>
@@ -12046,7 +12437,7 @@
           <w:u w:val="single"/>
         </w:rPr>
       </w:pPr>
-      <w:bookmarkStart w:id="13" w:name="_Toc237943002"/>
+      <w:bookmarkStart w:id="13" w:name="_Toc240958934"/>
       <w:r>
         <w:lastRenderedPageBreak/>
         <w:t>Síntesis</w:t>
@@ -12096,10 +12487,10 @@
           <w:lang w:eastAsia="es-CO"/>
         </w:rPr>
         <w:drawing>
-          <wp:inline distT="0" distB="0" distL="0" distR="0" wp14:anchorId="224CA003" wp14:editId="66BF41A5">
+          <wp:inline distT="0" distB="0" distL="0" distR="0" wp14:anchorId="224CA003" wp14:editId="51C23309">
             <wp:extent cx="6332220" cy="4289425"/>
             <wp:effectExtent l="0" t="0" r="0" b="0"/>
-            <wp:docPr id="1121332527" name="Gráfico 6" descr="Muestra sus principales componentes: destino turístico, gestión y regulación, potencial del territorio y cliente, con elementos como infraestructura, seguridad, normatividad, atractivos naturales y culturales, y motivaciones del visitante."/>
+            <wp:docPr id="1121332527" name="Gráfico 6" descr="Se presentan los cuatro componentes principales del turismo de aventura: destino turístico, gestión y regulación, potencial del territorio y cliente, con elementos como infraestructura, seguridad, normatividad, atractivos naturales y culturales, y motivaciones del visitante."/>
             <wp:cNvGraphicFramePr>
               <a:graphicFrameLocks xmlns:a="http://schemas.openxmlformats.org/drawingml/2006/main" noChangeAspect="1"/>
             </wp:cNvGraphicFramePr>
@@ -12107,7 +12498,7 @@
               <a:graphicData uri="http://schemas.openxmlformats.org/drawingml/2006/picture">
                 <pic:pic xmlns:pic="http://schemas.openxmlformats.org/drawingml/2006/picture">
                   <pic:nvPicPr>
-                    <pic:cNvPr id="1121332527" name="Gráfico 6" descr="Muestra sus principales componentes: destino turístico, gestión y regulación, potencial del territorio y cliente, con elementos como infraestructura, seguridad, normatividad, atractivos naturales y culturales, y motivaciones del visitante."/>
+                    <pic:cNvPr id="1121332527" name="Gráfico 6" descr="Se presentan los cuatro componentes principales del turismo de aventura: destino turístico, gestión y regulación, potencial del territorio y cliente, con elementos como infraestructura, seguridad, normatividad, atractivos naturales y culturales, y motivaciones del visitante."/>
                     <pic:cNvPicPr/>
                   </pic:nvPicPr>
                   <pic:blipFill>
@@ -12142,7 +12533,7 @@
       <w:pPr>
         <w:pStyle w:val="Titulosgenerales"/>
       </w:pPr>
-      <w:bookmarkStart w:id="14" w:name="_Toc237943003"/>
+      <w:bookmarkStart w:id="14" w:name="_Toc240958935"/>
       <w:r>
         <w:lastRenderedPageBreak/>
         <w:t>Glosario</w:t>
@@ -12526,7 +12917,7 @@
       <w:pPr>
         <w:pStyle w:val="Titulosgenerales"/>
       </w:pPr>
-      <w:bookmarkStart w:id="15" w:name="_Toc237943004"/>
+      <w:bookmarkStart w:id="15" w:name="_Toc240958936"/>
       <w:r>
         <w:lastRenderedPageBreak/>
         <w:t>Referencias bibliográficas</w:t>
@@ -12581,104 +12972,176 @@
       </w:r>
       <w:proofErr w:type="spellEnd"/>
       <w:r>
-        <w:t xml:space="preserve">. Adventure Travel </w:t>
-      </w:r>
+        <w:t>.  </w:t>
+      </w:r>
+    </w:p>
+    <w:p>
+      <w:pPr>
+        <w:spacing w:before="0" w:after="0"/>
+      </w:pPr>
       <w:proofErr w:type="spellStart"/>
       <w:r>
-        <w:t>Trade</w:t>
+        <w:t>Boullón</w:t>
       </w:r>
       <w:proofErr w:type="spellEnd"/>
       <w:r>
-        <w:t xml:space="preserve"> Association.</w:t>
-      </w:r>
-    </w:p>
-    <w:p>
-      <w:pPr>
-        <w:spacing w:before="0" w:after="0"/>
-      </w:pPr>
+        <w:t>, R. C. (2006). Planificación del espacio turístico (4.ª ed.). Trillas.</w:t>
+      </w:r>
+    </w:p>
+    <w:p>
+      <w:pPr>
+        <w:spacing w:before="0" w:after="0"/>
+      </w:pPr>
+      <w:r>
+        <w:t xml:space="preserve">Buckley, R. (2010). Adventure </w:t>
+      </w:r>
       <w:proofErr w:type="spellStart"/>
       <w:r>
-        <w:t>Boullón</w:t>
+        <w:t>tourism</w:t>
       </w:r>
       <w:proofErr w:type="spellEnd"/>
       <w:r>
-        <w:t>, R. C. (2006). Planificación del espacio turístico (4.ª ed.). Trillas.</w:t>
-      </w:r>
-    </w:p>
-    <w:p>
-      <w:pPr>
-        <w:spacing w:before="0" w:after="0"/>
-      </w:pPr>
-      <w:r>
-        <w:t xml:space="preserve">Buckley, R. (2010). Adventure </w:t>
+        <w:t xml:space="preserve"> </w:t>
       </w:r>
       <w:proofErr w:type="spellStart"/>
       <w:r>
+        <w:t>management</w:t>
+      </w:r>
+      <w:proofErr w:type="spellEnd"/>
+      <w:r>
+        <w:t>. Elsevier.</w:t>
+      </w:r>
+    </w:p>
+    <w:p>
+      <w:pPr>
+        <w:spacing w:before="0" w:after="0"/>
+      </w:pPr>
+      <w:r>
+        <w:t xml:space="preserve">Congreso de la República de Colombia. (1996). Ley 300 de 1996. Ley General de Turismo. Diario Oficial No. 42.845. </w:t>
+      </w:r>
+    </w:p>
+    <w:p>
+      <w:pPr>
+        <w:spacing w:before="0" w:after="0"/>
+      </w:pPr>
+      <w:r>
+        <w:t>Congreso de la República de Colombia. (2012). Ley 1558 de 2012 por la cual se modifica la Ley General de Turismo y se dictan otras disposiciones. Diario Oficial No. 48.487.</w:t>
+      </w:r>
+    </w:p>
+    <w:p>
+      <w:pPr>
+        <w:spacing w:before="0" w:after="0"/>
+      </w:pPr>
+      <w:r>
+        <w:t xml:space="preserve">Ministerio de Comercio, Industria y Turismo. (2010). Metodología para la elaboración del inventario de atractivos turísticos. Viceministerio de Turismo. </w:t>
+      </w:r>
+    </w:p>
+    <w:p>
+      <w:pPr>
+        <w:spacing w:before="0" w:after="0"/>
+      </w:pPr>
+      <w:r>
+        <w:t>Ministerio de Comercio, Industria y Turismo. (2015). Decreto 1074 de 2015. Decreto Único Reglamentario del Sector Comercio, Industria y Turismo. Diario Oficial No. 49.523.</w:t>
+      </w:r>
+    </w:p>
+    <w:p>
+      <w:pPr>
+        <w:spacing w:before="0" w:after="0"/>
+      </w:pPr>
+      <w:r>
+        <w:t>Organización de los Estados Americanos. (1978). Metodología para inventarios turísticos.</w:t>
+      </w:r>
+    </w:p>
+    <w:p>
+      <w:pPr>
+        <w:spacing w:before="0" w:after="0"/>
+      </w:pPr>
+      <w:r>
+        <w:t xml:space="preserve">Organización Mundial del Turismo. (2014). Global </w:t>
+      </w:r>
+      <w:proofErr w:type="spellStart"/>
+      <w:r>
+        <w:t>report</w:t>
+      </w:r>
+      <w:proofErr w:type="spellEnd"/>
+      <w:r>
+        <w:t xml:space="preserve"> </w:t>
+      </w:r>
+      <w:proofErr w:type="spellStart"/>
+      <w:r>
+        <w:t>on</w:t>
+      </w:r>
+      <w:proofErr w:type="spellEnd"/>
+      <w:r>
+        <w:t xml:space="preserve"> </w:t>
+      </w:r>
+      <w:proofErr w:type="spellStart"/>
+      <w:r>
+        <w:t>adventure</w:t>
+      </w:r>
+      <w:proofErr w:type="spellEnd"/>
+      <w:r>
+        <w:t xml:space="preserve"> </w:t>
+      </w:r>
+      <w:proofErr w:type="spellStart"/>
+      <w:r>
         <w:t>tourism</w:t>
       </w:r>
       <w:proofErr w:type="spellEnd"/>
       <w:r>
+        <w:t>.</w:t>
+      </w:r>
+    </w:p>
+    <w:p>
+      <w:pPr>
+        <w:spacing w:before="0" w:after="0"/>
+      </w:pPr>
+      <w:r>
+        <w:t xml:space="preserve">Organización Mundial del Turismo. (2021). </w:t>
+      </w:r>
+      <w:proofErr w:type="spellStart"/>
+      <w:r>
+        <w:t>Tourism</w:t>
+      </w:r>
+      <w:proofErr w:type="spellEnd"/>
+      <w:r>
+        <w:t xml:space="preserve"> and rural </w:t>
+      </w:r>
+      <w:proofErr w:type="spellStart"/>
+      <w:r>
+        <w:t>development</w:t>
+      </w:r>
+      <w:proofErr w:type="spellEnd"/>
+      <w:r>
+        <w:t>.</w:t>
+      </w:r>
+    </w:p>
+    <w:p>
+      <w:pPr>
+        <w:spacing w:before="0" w:after="0"/>
+      </w:pPr>
+      <w:r>
+        <w:t xml:space="preserve">Sung, H. H. (2004). </w:t>
+      </w:r>
+      <w:proofErr w:type="spellStart"/>
+      <w:r>
+        <w:t>Classification</w:t>
+      </w:r>
+      <w:proofErr w:type="spellEnd"/>
+      <w:r>
         <w:t xml:space="preserve"> </w:t>
       </w:r>
       <w:proofErr w:type="spellStart"/>
       <w:r>
-        <w:t>management</w:t>
+        <w:t>of</w:t>
       </w:r>
       <w:proofErr w:type="spellEnd"/>
       <w:r>
-        <w:t>. Elsevier.</w:t>
-      </w:r>
-    </w:p>
-    <w:p>
-      <w:pPr>
-        <w:spacing w:before="0" w:after="0"/>
-      </w:pPr>
-      <w:r>
-        <w:t>Colombia, Congreso de la República. (1996). Ley 300 de 1996. Ley General de Turismo. Diario Oficial No. 42.845.</w:t>
-      </w:r>
-    </w:p>
-    <w:p>
-      <w:pPr>
-        <w:spacing w:before="0" w:after="0"/>
-      </w:pPr>
-      <w:r>
-        <w:t>Colombia, Congreso de la República. (2012). Ley 1558 de 2012 por la cual se modifica la Ley General de Turismo y se dictan otras disposiciones. Diario Oficial No. 48.487.</w:t>
-      </w:r>
-    </w:p>
-    <w:p>
-      <w:pPr>
-        <w:spacing w:before="0" w:after="0"/>
-      </w:pPr>
-      <w:r>
-        <w:t>Ministerio de Comercio, Industria y Turismo. (2010). Metodología para la elaboración del inventario de atractivos turísticos. Viceministerio de Turismo.</w:t>
-      </w:r>
-    </w:p>
-    <w:p>
-      <w:pPr>
-        <w:spacing w:before="0" w:after="0"/>
-      </w:pPr>
-      <w:r>
-        <w:t>Ministerio de Comercio, Industria y Turismo. (2015). Decreto 1074 de 2015. Decreto Único Reglamentario del Sector Comercio, Industria y Turismo. Diario Oficial No. 49.523.</w:t>
-      </w:r>
-    </w:p>
-    <w:p>
-      <w:pPr>
-        <w:spacing w:before="0" w:after="0"/>
-      </w:pPr>
-      <w:r>
-        <w:t>Organización de los Estados Americanos. (1978). Metodología para inventarios turísticos.</w:t>
-      </w:r>
-    </w:p>
-    <w:p>
-      <w:pPr>
-        <w:spacing w:before="0" w:after="0"/>
-      </w:pPr>
-      <w:r>
-        <w:t xml:space="preserve">Organización Mundial del Turismo. (2014). Global </w:t>
+        <w:t xml:space="preserve"> </w:t>
       </w:r>
       <w:proofErr w:type="spellStart"/>
       <w:r>
-        <w:t>report</w:t>
+        <w:t>adventure</w:t>
       </w:r>
       <w:proofErr w:type="spellEnd"/>
       <w:r>
@@ -12686,175 +13149,95 @@
       </w:r>
       <w:proofErr w:type="spellStart"/>
       <w:r>
-        <w:t>on</w:t>
+        <w:t>travelers</w:t>
       </w:r>
       <w:proofErr w:type="spellEnd"/>
       <w:r>
+        <w:t xml:space="preserve">: </w:t>
+      </w:r>
+      <w:proofErr w:type="spellStart"/>
+      <w:r>
+        <w:t>Behavior</w:t>
+      </w:r>
+      <w:proofErr w:type="spellEnd"/>
+      <w:r>
+        <w:t xml:space="preserve">, </w:t>
+      </w:r>
+      <w:proofErr w:type="spellStart"/>
+      <w:r>
+        <w:t>decision</w:t>
+      </w:r>
+      <w:proofErr w:type="spellEnd"/>
+      <w:r>
         <w:t xml:space="preserve"> </w:t>
       </w:r>
       <w:proofErr w:type="spellStart"/>
       <w:r>
-        <w:t>adventure</w:t>
+        <w:t>making</w:t>
       </w:r>
       <w:proofErr w:type="spellEnd"/>
       <w:r>
+        <w:t xml:space="preserve">, and </w:t>
+      </w:r>
+      <w:proofErr w:type="gramStart"/>
+      <w:r>
+        <w:t>target</w:t>
+      </w:r>
+      <w:proofErr w:type="gramEnd"/>
+      <w:r>
         <w:t xml:space="preserve"> </w:t>
       </w:r>
       <w:proofErr w:type="spellStart"/>
       <w:r>
+        <w:t>markets</w:t>
+      </w:r>
+      <w:proofErr w:type="spellEnd"/>
+      <w:r>
+        <w:t xml:space="preserve">. </w:t>
+      </w:r>
+      <w:proofErr w:type="spellStart"/>
+      <w:r>
+        <w:t>Journal</w:t>
+      </w:r>
+      <w:proofErr w:type="spellEnd"/>
+      <w:r>
+        <w:t xml:space="preserve"> of Travel </w:t>
+      </w:r>
+      <w:proofErr w:type="spellStart"/>
+      <w:r>
+        <w:t>Research</w:t>
+      </w:r>
+      <w:proofErr w:type="spellEnd"/>
+      <w:r>
+        <w:t>, 42(4), 343–356.</w:t>
+      </w:r>
+    </w:p>
+    <w:p>
+      <w:pPr>
+        <w:spacing w:before="0" w:after="0"/>
+      </w:pPr>
+      <w:proofErr w:type="spellStart"/>
+      <w:r>
+        <w:t>Swarbrooke</w:t>
+      </w:r>
+      <w:proofErr w:type="spellEnd"/>
+      <w:r>
+        <w:t xml:space="preserve">, J., Beard, C., Leckie, S., &amp; Pomfret, G. (2003). Adventure </w:t>
+      </w:r>
+      <w:proofErr w:type="spellStart"/>
+      <w:r>
         <w:t>tourism</w:t>
       </w:r>
       <w:proofErr w:type="spellEnd"/>
       <w:r>
-        <w:t>.</w:t>
-      </w:r>
-    </w:p>
-    <w:p>
-      <w:pPr>
-        <w:spacing w:before="0" w:after="0"/>
-      </w:pPr>
-      <w:r>
-        <w:t xml:space="preserve">Organización Mundial del Turismo. (2021). </w:t>
+        <w:t xml:space="preserve">: The new </w:t>
       </w:r>
       <w:proofErr w:type="spellStart"/>
       <w:r>
-        <w:t>Tourism</w:t>
+        <w:t>frontier</w:t>
       </w:r>
       <w:proofErr w:type="spellEnd"/>
       <w:r>
-        <w:t xml:space="preserve"> and rural </w:t>
-      </w:r>
-      <w:proofErr w:type="spellStart"/>
-      <w:r>
-        <w:t>development</w:t>
-      </w:r>
-      <w:proofErr w:type="spellEnd"/>
-      <w:r>
-        <w:t>.</w:t>
-      </w:r>
-    </w:p>
-    <w:p>
-      <w:pPr>
-        <w:spacing w:before="0" w:after="0"/>
-      </w:pPr>
-      <w:r>
-        <w:t xml:space="preserve">Sung, H. H. (2004). </w:t>
-      </w:r>
-      <w:proofErr w:type="spellStart"/>
-      <w:r>
-        <w:t>Classification</w:t>
-      </w:r>
-      <w:proofErr w:type="spellEnd"/>
-      <w:r>
-        <w:t xml:space="preserve"> </w:t>
-      </w:r>
-      <w:proofErr w:type="spellStart"/>
-      <w:r>
-        <w:t>of</w:t>
-      </w:r>
-      <w:proofErr w:type="spellEnd"/>
-      <w:r>
-        <w:t xml:space="preserve"> </w:t>
-      </w:r>
-      <w:proofErr w:type="spellStart"/>
-      <w:r>
-        <w:t>adventure</w:t>
-      </w:r>
-      <w:proofErr w:type="spellEnd"/>
-      <w:r>
-        <w:t xml:space="preserve"> </w:t>
-      </w:r>
-      <w:proofErr w:type="spellStart"/>
-      <w:r>
-        <w:t>travelers</w:t>
-      </w:r>
-      <w:proofErr w:type="spellEnd"/>
-      <w:r>
-        <w:t xml:space="preserve">: </w:t>
-      </w:r>
-      <w:proofErr w:type="spellStart"/>
-      <w:r>
-        <w:t>Behavior</w:t>
-      </w:r>
-      <w:proofErr w:type="spellEnd"/>
-      <w:r>
-        <w:t xml:space="preserve">, </w:t>
-      </w:r>
-      <w:proofErr w:type="spellStart"/>
-      <w:r>
-        <w:t>decision</w:t>
-      </w:r>
-      <w:proofErr w:type="spellEnd"/>
-      <w:r>
-        <w:t xml:space="preserve"> </w:t>
-      </w:r>
-      <w:proofErr w:type="spellStart"/>
-      <w:r>
-        <w:t>making</w:t>
-      </w:r>
-      <w:proofErr w:type="spellEnd"/>
-      <w:r>
-        <w:t xml:space="preserve">, and </w:t>
-      </w:r>
-      <w:proofErr w:type="gramStart"/>
-      <w:r>
-        <w:t>target</w:t>
-      </w:r>
-      <w:proofErr w:type="gramEnd"/>
-      <w:r>
-        <w:t xml:space="preserve"> </w:t>
-      </w:r>
-      <w:proofErr w:type="spellStart"/>
-      <w:r>
-        <w:t>markets</w:t>
-      </w:r>
-      <w:proofErr w:type="spellEnd"/>
-      <w:r>
-        <w:t xml:space="preserve">. </w:t>
-      </w:r>
-      <w:proofErr w:type="spellStart"/>
-      <w:r>
-        <w:t>Journal</w:t>
-      </w:r>
-      <w:proofErr w:type="spellEnd"/>
-      <w:r>
-        <w:t xml:space="preserve"> of Travel </w:t>
-      </w:r>
-      <w:proofErr w:type="spellStart"/>
-      <w:r>
-        <w:t>Research</w:t>
-      </w:r>
-      <w:proofErr w:type="spellEnd"/>
-      <w:r>
-        <w:t>, 42(4), 343–356.</w:t>
-      </w:r>
-    </w:p>
-    <w:p>
-      <w:pPr>
-        <w:spacing w:before="0" w:after="0"/>
-      </w:pPr>
-      <w:proofErr w:type="spellStart"/>
-      <w:r>
-        <w:t>Swarbrooke</w:t>
-      </w:r>
-      <w:proofErr w:type="spellEnd"/>
-      <w:r>
-        <w:t xml:space="preserve">, J., Beard, C., Leckie, S., &amp; Pomfret, G. (2003). Adventure </w:t>
-      </w:r>
-      <w:proofErr w:type="spellStart"/>
-      <w:r>
-        <w:t>tourism</w:t>
-      </w:r>
-      <w:proofErr w:type="spellEnd"/>
-      <w:r>
-        <w:t xml:space="preserve">: The new </w:t>
-      </w:r>
-      <w:proofErr w:type="spellStart"/>
-      <w:r>
-        <w:t>frontier</w:t>
-      </w:r>
-      <w:proofErr w:type="spellEnd"/>
-      <w:r>
         <w:t>. Butterworth-Heinemann.</w:t>
       </w:r>
     </w:p>
@@ -12864,7 +13247,7 @@
       </w:pPr>
       <w:r>
         <w:lastRenderedPageBreak/>
-        <w:t>Urquía &amp; Bas. (s. f.). Consentimiento informado: ¿Conoces lo que debes utilizar?</w:t>
+        <w:t>Urquía &amp; Bas. (s. f.). El consentimiento informado: ¿Conoces por qué lo debes utilizar? </w:t>
       </w:r>
     </w:p>
     <w:p>
@@ -12878,7 +13261,7 @@
       <w:pPr>
         <w:pStyle w:val="Titulosgenerales"/>
       </w:pPr>
-      <w:bookmarkStart w:id="16" w:name="_Toc237943005"/>
+      <w:bookmarkStart w:id="16" w:name="_Toc240958937"/>
       <w:r>
         <w:lastRenderedPageBreak/>
         <w:t>Créditos</w:t>
@@ -15743,7 +16126,7 @@
   <w:abstractNum w:abstractNumId="17" w15:restartNumberingAfterBreak="0">
     <w:nsid w:val="3DDF6562"/>
     <w:multiLevelType w:val="multilevel"/>
-    <w:tmpl w:val="A2F2B8B6"/>
+    <w:tmpl w:val="91C6D620"/>
     <w:styleLink w:val="SENALista"/>
     <w:lvl w:ilvl="0">
       <w:start w:val="1"/>
@@ -17604,7 +17987,7 @@
     <w:uiPriority w:val="9"/>
     <w:unhideWhenUsed/>
     <w:qFormat/>
-    <w:rsid w:val="00C165CB"/>
+    <w:rsid w:val="003D22E2"/>
     <w:pPr>
       <w:keepNext/>
       <w:keepLines/>
@@ -17612,7 +17995,7 @@
         <w:ilvl w:val="1"/>
         <w:numId w:val="5"/>
       </w:numPr>
-      <w:spacing w:before="0" w:after="0"/>
+      <w:spacing w:before="240" w:after="0"/>
       <w:outlineLvl w:val="1"/>
     </w:pPr>
     <w:rPr>
@@ -17796,7 +18179,7 @@
     <w:basedOn w:val="Fuentedeprrafopredeter"/>
     <w:link w:val="Ttulo2"/>
     <w:uiPriority w:val="9"/>
-    <w:rsid w:val="00C165CB"/>
+    <w:rsid w:val="003D22E2"/>
     <w:rPr>
       <w:rFonts w:ascii="Calibri" w:eastAsiaTheme="majorEastAsia" w:hAnsi="Calibri" w:cstheme="majorBidi"/>
       <w:b/>
@@ -19164,5 +19547,5 @@
 </file>
 
 <file path=customXml/itemProps4.xml><?xml version="1.0" encoding="utf-8"?>
-<ds:datastoreItem xmlns:ds="http://schemas.openxmlformats.org/officeDocument/2006/customXml" ds:itemID="{A79083E1-F8BD-4FA6-A3A5-BA6D29FC691B}"/>
+<ds:datastoreItem xmlns:ds="http://schemas.openxmlformats.org/officeDocument/2006/customXml" ds:itemID="{507F82B1-1493-404B-A586-7B0BFEC2335B}"/>
 </file>